--- a/docs/Immunity_Wars_Medical_Review.docx
+++ b/docs/Immunity_Wars_Medical_Review.docx
@@ -15,7 +15,7 @@
         <w:rPr>
           <w:i/>
         </w:rPr>
-        <w:t xml:space="preserve">696 claims, generated 2026-09-09 from the game's content pack (version 1.0.0).</w:t>
+        <w:t xml:space="preserve">802 claims, generated 2026-09-13 from the game's content pack (version 1.0.0).</w:t>
       </w:r>
     </w:p>
     <w:p>
@@ -57,6 +57,19 @@
     <w:p>
       <w:r>
         <w:t xml:space="preserve">3. Not style or reading level. Ours to fix. Some sentences also mention game rules (Action Points, turns, spaces) mixed in with the biology; please ignore those parts.</w:t>
+      </w:r>
+    </w:p>
+    <w:p>
+      <w:r>
+        <w:rPr>
+          <w:b/>
+        </w:rPr>
+        <w:t xml:space="preserve">One row on every disease card is a design decision, not a medical claim.</w:t>
+      </w:r>
+    </w:p>
+    <w:p>
+      <w:r>
+        <w:t xml:space="preserve">The row labelled "Can infect (game simplification)" lists the organs the game lets that disease damage. It does not claim the disease affects nothing else: tuberculosis is not only a lung disease, and we know it. Please flag that row only where an organ we list is wrong for the disease, or where an organ that really matters for it is missing.</w:t>
       </w:r>
     </w:p>
     <w:p>
@@ -113,7 +126,7 @@
         <w:rPr>
           <w:i/>
         </w:rPr>
-        <w:t xml:space="preserve">Every word of text the app shows on a disease card. The two fields to check first are Prevent and Treat: they are the only place the app comes close to saying what a person should do, they are read by children, and a wrong one is the only kind of error here that could matter outside the game.</w:t>
+        <w:t xml:space="preserve">Every word of text the app shows on a disease card. The two fields to check first are Prevent and Treat: they are the only place the app comes close to saying what a person should do, they are read by children, and a wrong one is the only kind of error here that could matter outside the game. The last row of each card is different in kind. "Can infect" lists the organs the GAME lets that disease damage. It is a design simplification, not a claim that the disease affects nothing else. Please flag it only where an organ we list is wrong for that disease, or where an organ that matters for it is missing.</w:t>
       </w:r>
     </w:p>
     <w:p>
@@ -457,6 +470,48 @@
           <w:p/>
         </w:tc>
       </w:tr>
+      <w:tr>
+        <w:tc>
+          <w:tcPr>
+            <w:tcW w:w="1750" w:type="dxa"/>
+          </w:tcPr>
+          <w:p>
+            <w:r>
+              <w:rPr>
+                <w:rFonts w:ascii="Consolas" w:hAnsi="Consolas"/>
+                <w:sz w:val="16"/>
+              </w:rPr>
+              <w:t xml:space="preserve">DISEASE/Influenza/CanInfect</w:t>
+            </w:r>
+          </w:p>
+        </w:tc>
+        <w:tc>
+          <w:tcPr>
+            <w:tcW w:w="1250" w:type="dxa"/>
+          </w:tcPr>
+          <w:p>
+            <w:r>
+              <w:t xml:space="preserve">Can infect (game simplification)</w:t>
+            </w:r>
+          </w:p>
+        </w:tc>
+        <w:tc>
+          <w:tcPr>
+            <w:tcW w:w="4360" w:type="dxa"/>
+          </w:tcPr>
+          <w:p>
+            <w:r>
+              <w:t xml:space="preserve">In the game, this disease can damage only: Lungs.</w:t>
+            </w:r>
+          </w:p>
+        </w:tc>
+        <w:tc>
+          <w:tcPr>
+            <w:tcW w:w="2000" w:type="dxa"/>
+          </w:tcPr>
+          <w:p/>
+        </w:tc>
+      </w:tr>
     </w:tbl>
     <w:p>
       <w:pPr>
@@ -799,6 +854,48 @@
           <w:p/>
         </w:tc>
       </w:tr>
+      <w:tr>
+        <w:tc>
+          <w:tcPr>
+            <w:tcW w:w="1750" w:type="dxa"/>
+          </w:tcPr>
+          <w:p>
+            <w:r>
+              <w:rPr>
+                <w:rFonts w:ascii="Consolas" w:hAnsi="Consolas"/>
+                <w:sz w:val="16"/>
+              </w:rPr>
+              <w:t xml:space="preserve">DISEASE/Common cold/CanInfect</w:t>
+            </w:r>
+          </w:p>
+        </w:tc>
+        <w:tc>
+          <w:tcPr>
+            <w:tcW w:w="1250" w:type="dxa"/>
+          </w:tcPr>
+          <w:p>
+            <w:r>
+              <w:t xml:space="preserve">Can infect (game simplification)</w:t>
+            </w:r>
+          </w:p>
+        </w:tc>
+        <w:tc>
+          <w:tcPr>
+            <w:tcW w:w="4360" w:type="dxa"/>
+          </w:tcPr>
+          <w:p>
+            <w:r>
+              <w:t xml:space="preserve">In the game, this disease can damage only: Lungs.</w:t>
+            </w:r>
+          </w:p>
+        </w:tc>
+        <w:tc>
+          <w:tcPr>
+            <w:tcW w:w="2000" w:type="dxa"/>
+          </w:tcPr>
+          <w:p/>
+        </w:tc>
+      </w:tr>
     </w:tbl>
     <w:p>
       <w:pPr>
@@ -1141,6 +1238,48 @@
           <w:p/>
         </w:tc>
       </w:tr>
+      <w:tr>
+        <w:tc>
+          <w:tcPr>
+            <w:tcW w:w="1750" w:type="dxa"/>
+          </w:tcPr>
+          <w:p>
+            <w:r>
+              <w:rPr>
+                <w:rFonts w:ascii="Consolas" w:hAnsi="Consolas"/>
+                <w:sz w:val="16"/>
+              </w:rPr>
+              <w:t xml:space="preserve">DISEASE/COVID-19/CanInfect</w:t>
+            </w:r>
+          </w:p>
+        </w:tc>
+        <w:tc>
+          <w:tcPr>
+            <w:tcW w:w="1250" w:type="dxa"/>
+          </w:tcPr>
+          <w:p>
+            <w:r>
+              <w:t xml:space="preserve">Can infect (game simplification)</w:t>
+            </w:r>
+          </w:p>
+        </w:tc>
+        <w:tc>
+          <w:tcPr>
+            <w:tcW w:w="4360" w:type="dxa"/>
+          </w:tcPr>
+          <w:p>
+            <w:r>
+              <w:t xml:space="preserve">In the game, this disease can damage only: Lungs, Heart.</w:t>
+            </w:r>
+          </w:p>
+        </w:tc>
+        <w:tc>
+          <w:tcPr>
+            <w:tcW w:w="2000" w:type="dxa"/>
+          </w:tcPr>
+          <w:p/>
+        </w:tc>
+      </w:tr>
     </w:tbl>
     <w:p>
       <w:pPr>
@@ -1483,6 +1622,48 @@
           <w:p/>
         </w:tc>
       </w:tr>
+      <w:tr>
+        <w:tc>
+          <w:tcPr>
+            <w:tcW w:w="1750" w:type="dxa"/>
+          </w:tcPr>
+          <w:p>
+            <w:r>
+              <w:rPr>
+                <w:rFonts w:ascii="Consolas" w:hAnsi="Consolas"/>
+                <w:sz w:val="16"/>
+              </w:rPr>
+              <w:t xml:space="preserve">DISEASE/RSV/CanInfect</w:t>
+            </w:r>
+          </w:p>
+        </w:tc>
+        <w:tc>
+          <w:tcPr>
+            <w:tcW w:w="1250" w:type="dxa"/>
+          </w:tcPr>
+          <w:p>
+            <w:r>
+              <w:t xml:space="preserve">Can infect (game simplification)</w:t>
+            </w:r>
+          </w:p>
+        </w:tc>
+        <w:tc>
+          <w:tcPr>
+            <w:tcW w:w="4360" w:type="dxa"/>
+          </w:tcPr>
+          <w:p>
+            <w:r>
+              <w:t xml:space="preserve">In the game, this disease can damage only: Lungs.</w:t>
+            </w:r>
+          </w:p>
+        </w:tc>
+        <w:tc>
+          <w:tcPr>
+            <w:tcW w:w="2000" w:type="dxa"/>
+          </w:tcPr>
+          <w:p/>
+        </w:tc>
+      </w:tr>
     </w:tbl>
     <w:p>
       <w:pPr>
@@ -1783,6 +1964,48 @@
           <w:p/>
         </w:tc>
       </w:tr>
+      <w:tr>
+        <w:tc>
+          <w:tcPr>
+            <w:tcW w:w="1750" w:type="dxa"/>
+          </w:tcPr>
+          <w:p>
+            <w:r>
+              <w:rPr>
+                <w:rFonts w:ascii="Consolas" w:hAnsi="Consolas"/>
+                <w:sz w:val="16"/>
+              </w:rPr>
+              <w:t xml:space="preserve">DISEASE/Measles/CanInfect</w:t>
+            </w:r>
+          </w:p>
+        </w:tc>
+        <w:tc>
+          <w:tcPr>
+            <w:tcW w:w="1250" w:type="dxa"/>
+          </w:tcPr>
+          <w:p>
+            <w:r>
+              <w:t xml:space="preserve">Can infect (game simplification)</w:t>
+            </w:r>
+          </w:p>
+        </w:tc>
+        <w:tc>
+          <w:tcPr>
+            <w:tcW w:w="4360" w:type="dxa"/>
+          </w:tcPr>
+          <w:p>
+            <w:r>
+              <w:t xml:space="preserve">In the game, this disease can damage only: Lungs, Brain.</w:t>
+            </w:r>
+          </w:p>
+        </w:tc>
+        <w:tc>
+          <w:tcPr>
+            <w:tcW w:w="2000" w:type="dxa"/>
+          </w:tcPr>
+          <w:p/>
+        </w:tc>
+      </w:tr>
     </w:tbl>
     <w:p>
       <w:pPr>
@@ -2083,6 +2306,48 @@
           <w:p/>
         </w:tc>
       </w:tr>
+      <w:tr>
+        <w:tc>
+          <w:tcPr>
+            <w:tcW w:w="1750" w:type="dxa"/>
+          </w:tcPr>
+          <w:p>
+            <w:r>
+              <w:rPr>
+                <w:rFonts w:ascii="Consolas" w:hAnsi="Consolas"/>
+                <w:sz w:val="16"/>
+              </w:rPr>
+              <w:t xml:space="preserve">DISEASE/Mumps/CanInfect</w:t>
+            </w:r>
+          </w:p>
+        </w:tc>
+        <w:tc>
+          <w:tcPr>
+            <w:tcW w:w="1250" w:type="dxa"/>
+          </w:tcPr>
+          <w:p>
+            <w:r>
+              <w:t xml:space="preserve">Can infect (game simplification)</w:t>
+            </w:r>
+          </w:p>
+        </w:tc>
+        <w:tc>
+          <w:tcPr>
+            <w:tcW w:w="4360" w:type="dxa"/>
+          </w:tcPr>
+          <w:p>
+            <w:r>
+              <w:t xml:space="preserve">In the game, this disease can damage only: Brain, Spleen.</w:t>
+            </w:r>
+          </w:p>
+        </w:tc>
+        <w:tc>
+          <w:tcPr>
+            <w:tcW w:w="2000" w:type="dxa"/>
+          </w:tcPr>
+          <w:p/>
+        </w:tc>
+      </w:tr>
     </w:tbl>
     <w:p>
       <w:pPr>
@@ -2383,6 +2648,48 @@
           <w:p/>
         </w:tc>
       </w:tr>
+      <w:tr>
+        <w:tc>
+          <w:tcPr>
+            <w:tcW w:w="1750" w:type="dxa"/>
+          </w:tcPr>
+          <w:p>
+            <w:r>
+              <w:rPr>
+                <w:rFonts w:ascii="Consolas" w:hAnsi="Consolas"/>
+                <w:sz w:val="16"/>
+              </w:rPr>
+              <w:t xml:space="preserve">DISEASE/Rubella/CanInfect</w:t>
+            </w:r>
+          </w:p>
+        </w:tc>
+        <w:tc>
+          <w:tcPr>
+            <w:tcW w:w="1250" w:type="dxa"/>
+          </w:tcPr>
+          <w:p>
+            <w:r>
+              <w:t xml:space="preserve">Can infect (game simplification)</w:t>
+            </w:r>
+          </w:p>
+        </w:tc>
+        <w:tc>
+          <w:tcPr>
+            <w:tcW w:w="4360" w:type="dxa"/>
+          </w:tcPr>
+          <w:p>
+            <w:r>
+              <w:t xml:space="preserve">In the game, this disease can damage only: Lungs, Heart.</w:t>
+            </w:r>
+          </w:p>
+        </w:tc>
+        <w:tc>
+          <w:tcPr>
+            <w:tcW w:w="2000" w:type="dxa"/>
+          </w:tcPr>
+          <w:p/>
+        </w:tc>
+      </w:tr>
     </w:tbl>
     <w:p>
       <w:pPr>
@@ -2683,6 +2990,48 @@
           <w:p/>
         </w:tc>
       </w:tr>
+      <w:tr>
+        <w:tc>
+          <w:tcPr>
+            <w:tcW w:w="1750" w:type="dxa"/>
+          </w:tcPr>
+          <w:p>
+            <w:r>
+              <w:rPr>
+                <w:rFonts w:ascii="Consolas" w:hAnsi="Consolas"/>
+                <w:sz w:val="16"/>
+              </w:rPr>
+              <w:t xml:space="preserve">DISEASE/Smallpox/CanInfect</w:t>
+            </w:r>
+          </w:p>
+        </w:tc>
+        <w:tc>
+          <w:tcPr>
+            <w:tcW w:w="1250" w:type="dxa"/>
+          </w:tcPr>
+          <w:p>
+            <w:r>
+              <w:t xml:space="preserve">Can infect (game simplification)</w:t>
+            </w:r>
+          </w:p>
+        </w:tc>
+        <w:tc>
+          <w:tcPr>
+            <w:tcW w:w="4360" w:type="dxa"/>
+          </w:tcPr>
+          <w:p>
+            <w:r>
+              <w:t xml:space="preserve">In the game, this disease can damage only: Lungs, Liver.</w:t>
+            </w:r>
+          </w:p>
+        </w:tc>
+        <w:tc>
+          <w:tcPr>
+            <w:tcW w:w="2000" w:type="dxa"/>
+          </w:tcPr>
+          <w:p/>
+        </w:tc>
+      </w:tr>
     </w:tbl>
     <w:p>
       <w:pPr>
@@ -2983,6 +3332,48 @@
           <w:p/>
         </w:tc>
       </w:tr>
+      <w:tr>
+        <w:tc>
+          <w:tcPr>
+            <w:tcW w:w="1750" w:type="dxa"/>
+          </w:tcPr>
+          <w:p>
+            <w:r>
+              <w:rPr>
+                <w:rFonts w:ascii="Consolas" w:hAnsi="Consolas"/>
+                <w:sz w:val="16"/>
+              </w:rPr>
+              <w:t xml:space="preserve">DISEASE/Nipah/CanInfect</w:t>
+            </w:r>
+          </w:p>
+        </w:tc>
+        <w:tc>
+          <w:tcPr>
+            <w:tcW w:w="1250" w:type="dxa"/>
+          </w:tcPr>
+          <w:p>
+            <w:r>
+              <w:t xml:space="preserve">Can infect (game simplification)</w:t>
+            </w:r>
+          </w:p>
+        </w:tc>
+        <w:tc>
+          <w:tcPr>
+            <w:tcW w:w="4360" w:type="dxa"/>
+          </w:tcPr>
+          <w:p>
+            <w:r>
+              <w:t xml:space="preserve">In the game, this disease can damage only: Brain, Lungs.</w:t>
+            </w:r>
+          </w:p>
+        </w:tc>
+        <w:tc>
+          <w:tcPr>
+            <w:tcW w:w="2000" w:type="dxa"/>
+          </w:tcPr>
+          <w:p/>
+        </w:tc>
+      </w:tr>
     </w:tbl>
     <w:p>
       <w:pPr>
@@ -3283,6 +3674,48 @@
           <w:p/>
         </w:tc>
       </w:tr>
+      <w:tr>
+        <w:tc>
+          <w:tcPr>
+            <w:tcW w:w="1750" w:type="dxa"/>
+          </w:tcPr>
+          <w:p>
+            <w:r>
+              <w:rPr>
+                <w:rFonts w:ascii="Consolas" w:hAnsi="Consolas"/>
+                <w:sz w:val="16"/>
+              </w:rPr>
+              <w:t xml:space="preserve">DISEASE/Hand-foot-and-mouth/CanInfect</w:t>
+            </w:r>
+          </w:p>
+        </w:tc>
+        <w:tc>
+          <w:tcPr>
+            <w:tcW w:w="1250" w:type="dxa"/>
+          </w:tcPr>
+          <w:p>
+            <w:r>
+              <w:t xml:space="preserve">Can infect (game simplification)</w:t>
+            </w:r>
+          </w:p>
+        </w:tc>
+        <w:tc>
+          <w:tcPr>
+            <w:tcW w:w="4360" w:type="dxa"/>
+          </w:tcPr>
+          <w:p>
+            <w:r>
+              <w:t xml:space="preserve">In the game, this disease can damage only: Lungs, Heart.</w:t>
+            </w:r>
+          </w:p>
+        </w:tc>
+        <w:tc>
+          <w:tcPr>
+            <w:tcW w:w="2000" w:type="dxa"/>
+          </w:tcPr>
+          <w:p/>
+        </w:tc>
+      </w:tr>
     </w:tbl>
     <w:p>
       <w:pPr>
@@ -3625,6 +4058,48 @@
           <w:p/>
         </w:tc>
       </w:tr>
+      <w:tr>
+        <w:tc>
+          <w:tcPr>
+            <w:tcW w:w="1750" w:type="dxa"/>
+          </w:tcPr>
+          <w:p>
+            <w:r>
+              <w:rPr>
+                <w:rFonts w:ascii="Consolas" w:hAnsi="Consolas"/>
+                <w:sz w:val="16"/>
+              </w:rPr>
+              <w:t xml:space="preserve">DISEASE/Chickenpox/CanInfect</w:t>
+            </w:r>
+          </w:p>
+        </w:tc>
+        <w:tc>
+          <w:tcPr>
+            <w:tcW w:w="1250" w:type="dxa"/>
+          </w:tcPr>
+          <w:p>
+            <w:r>
+              <w:t xml:space="preserve">Can infect (game simplification)</w:t>
+            </w:r>
+          </w:p>
+        </w:tc>
+        <w:tc>
+          <w:tcPr>
+            <w:tcW w:w="4360" w:type="dxa"/>
+          </w:tcPr>
+          <w:p>
+            <w:r>
+              <w:t xml:space="preserve">In the game, this disease can damage only: Lungs, Brain.</w:t>
+            </w:r>
+          </w:p>
+        </w:tc>
+        <w:tc>
+          <w:tcPr>
+            <w:tcW w:w="2000" w:type="dxa"/>
+          </w:tcPr>
+          <w:p/>
+        </w:tc>
+      </w:tr>
     </w:tbl>
     <w:p>
       <w:pPr>
@@ -3967,6 +4442,48 @@
           <w:p/>
         </w:tc>
       </w:tr>
+      <w:tr>
+        <w:tc>
+          <w:tcPr>
+            <w:tcW w:w="1750" w:type="dxa"/>
+          </w:tcPr>
+          <w:p>
+            <w:r>
+              <w:rPr>
+                <w:rFonts w:ascii="Consolas" w:hAnsi="Consolas"/>
+                <w:sz w:val="16"/>
+              </w:rPr>
+              <w:t xml:space="preserve">DISEASE/Glandular fever/CanInfect</w:t>
+            </w:r>
+          </w:p>
+        </w:tc>
+        <w:tc>
+          <w:tcPr>
+            <w:tcW w:w="1250" w:type="dxa"/>
+          </w:tcPr>
+          <w:p>
+            <w:r>
+              <w:t xml:space="preserve">Can infect (game simplification)</w:t>
+            </w:r>
+          </w:p>
+        </w:tc>
+        <w:tc>
+          <w:tcPr>
+            <w:tcW w:w="4360" w:type="dxa"/>
+          </w:tcPr>
+          <w:p>
+            <w:r>
+              <w:t xml:space="preserve">In the game, this disease can damage only: Spleen, Liver.</w:t>
+            </w:r>
+          </w:p>
+        </w:tc>
+        <w:tc>
+          <w:tcPr>
+            <w:tcW w:w="2000" w:type="dxa"/>
+          </w:tcPr>
+          <w:p/>
+        </w:tc>
+      </w:tr>
     </w:tbl>
     <w:p>
       <w:pPr>
@@ -4267,6 +4784,48 @@
           <w:p/>
         </w:tc>
       </w:tr>
+      <w:tr>
+        <w:tc>
+          <w:tcPr>
+            <w:tcW w:w="1750" w:type="dxa"/>
+          </w:tcPr>
+          <w:p>
+            <w:r>
+              <w:rPr>
+                <w:rFonts w:ascii="Consolas" w:hAnsi="Consolas"/>
+                <w:sz w:val="16"/>
+              </w:rPr>
+              <w:t xml:space="preserve">DISEASE/Cytomegalovirus/CanInfect</w:t>
+            </w:r>
+          </w:p>
+        </w:tc>
+        <w:tc>
+          <w:tcPr>
+            <w:tcW w:w="1250" w:type="dxa"/>
+          </w:tcPr>
+          <w:p>
+            <w:r>
+              <w:t xml:space="preserve">Can infect (game simplification)</w:t>
+            </w:r>
+          </w:p>
+        </w:tc>
+        <w:tc>
+          <w:tcPr>
+            <w:tcW w:w="4360" w:type="dxa"/>
+          </w:tcPr>
+          <w:p>
+            <w:r>
+              <w:t xml:space="preserve">In the game, this disease can damage only: Liver, Lungs.</w:t>
+            </w:r>
+          </w:p>
+        </w:tc>
+        <w:tc>
+          <w:tcPr>
+            <w:tcW w:w="2000" w:type="dxa"/>
+          </w:tcPr>
+          <w:p/>
+        </w:tc>
+      </w:tr>
     </w:tbl>
     <w:p>
       <w:pPr>
@@ -4609,6 +5168,48 @@
           <w:p/>
         </w:tc>
       </w:tr>
+      <w:tr>
+        <w:tc>
+          <w:tcPr>
+            <w:tcW w:w="1750" w:type="dxa"/>
+          </w:tcPr>
+          <w:p>
+            <w:r>
+              <w:rPr>
+                <w:rFonts w:ascii="Consolas" w:hAnsi="Consolas"/>
+                <w:sz w:val="16"/>
+              </w:rPr>
+              <w:t xml:space="preserve">DISEASE/Tuberculosis/CanInfect</w:t>
+            </w:r>
+          </w:p>
+        </w:tc>
+        <w:tc>
+          <w:tcPr>
+            <w:tcW w:w="1250" w:type="dxa"/>
+          </w:tcPr>
+          <w:p>
+            <w:r>
+              <w:t xml:space="preserve">Can infect (game simplification)</w:t>
+            </w:r>
+          </w:p>
+        </w:tc>
+        <w:tc>
+          <w:tcPr>
+            <w:tcW w:w="4360" w:type="dxa"/>
+          </w:tcPr>
+          <w:p>
+            <w:r>
+              <w:t xml:space="preserve">In the game, this disease can damage only: Lungs.</w:t>
+            </w:r>
+          </w:p>
+        </w:tc>
+        <w:tc>
+          <w:tcPr>
+            <w:tcW w:w="2000" w:type="dxa"/>
+          </w:tcPr>
+          <w:p/>
+        </w:tc>
+      </w:tr>
     </w:tbl>
     <w:p>
       <w:pPr>
@@ -4951,6 +5552,48 @@
           <w:p/>
         </w:tc>
       </w:tr>
+      <w:tr>
+        <w:tc>
+          <w:tcPr>
+            <w:tcW w:w="1750" w:type="dxa"/>
+          </w:tcPr>
+          <w:p>
+            <w:r>
+              <w:rPr>
+                <w:rFonts w:ascii="Consolas" w:hAnsi="Consolas"/>
+                <w:sz w:val="16"/>
+              </w:rPr>
+              <w:t xml:space="preserve">DISEASE/Whooping cough/CanInfect</w:t>
+            </w:r>
+          </w:p>
+        </w:tc>
+        <w:tc>
+          <w:tcPr>
+            <w:tcW w:w="1250" w:type="dxa"/>
+          </w:tcPr>
+          <w:p>
+            <w:r>
+              <w:t xml:space="preserve">Can infect (game simplification)</w:t>
+            </w:r>
+          </w:p>
+        </w:tc>
+        <w:tc>
+          <w:tcPr>
+            <w:tcW w:w="4360" w:type="dxa"/>
+          </w:tcPr>
+          <w:p>
+            <w:r>
+              <w:t xml:space="preserve">In the game, this disease can damage only: Lungs.</w:t>
+            </w:r>
+          </w:p>
+        </w:tc>
+        <w:tc>
+          <w:tcPr>
+            <w:tcW w:w="2000" w:type="dxa"/>
+          </w:tcPr>
+          <w:p/>
+        </w:tc>
+      </w:tr>
     </w:tbl>
     <w:p>
       <w:pPr>
@@ -5251,6 +5894,48 @@
           <w:p/>
         </w:tc>
       </w:tr>
+      <w:tr>
+        <w:tc>
+          <w:tcPr>
+            <w:tcW w:w="1750" w:type="dxa"/>
+          </w:tcPr>
+          <w:p>
+            <w:r>
+              <w:rPr>
+                <w:rFonts w:ascii="Consolas" w:hAnsi="Consolas"/>
+                <w:sz w:val="16"/>
+              </w:rPr>
+              <w:t xml:space="preserve">DISEASE/Meningitis/CanInfect</w:t>
+            </w:r>
+          </w:p>
+        </w:tc>
+        <w:tc>
+          <w:tcPr>
+            <w:tcW w:w="1250" w:type="dxa"/>
+          </w:tcPr>
+          <w:p>
+            <w:r>
+              <w:t xml:space="preserve">Can infect (game simplification)</w:t>
+            </w:r>
+          </w:p>
+        </w:tc>
+        <w:tc>
+          <w:tcPr>
+            <w:tcW w:w="4360" w:type="dxa"/>
+          </w:tcPr>
+          <w:p>
+            <w:r>
+              <w:t xml:space="preserve">In the game, this disease can damage only: Brain.</w:t>
+            </w:r>
+          </w:p>
+        </w:tc>
+        <w:tc>
+          <w:tcPr>
+            <w:tcW w:w="2000" w:type="dxa"/>
+          </w:tcPr>
+          <w:p/>
+        </w:tc>
+      </w:tr>
     </w:tbl>
     <w:p>
       <w:pPr>
@@ -5551,6 +6236,48 @@
           <w:p/>
         </w:tc>
       </w:tr>
+      <w:tr>
+        <w:tc>
+          <w:tcPr>
+            <w:tcW w:w="1750" w:type="dxa"/>
+          </w:tcPr>
+          <w:p>
+            <w:r>
+              <w:rPr>
+                <w:rFonts w:ascii="Consolas" w:hAnsi="Consolas"/>
+                <w:sz w:val="16"/>
+              </w:rPr>
+              <w:t xml:space="preserve">DISEASE/Pneumonia/CanInfect</w:t>
+            </w:r>
+          </w:p>
+        </w:tc>
+        <w:tc>
+          <w:tcPr>
+            <w:tcW w:w="1250" w:type="dxa"/>
+          </w:tcPr>
+          <w:p>
+            <w:r>
+              <w:t xml:space="preserve">Can infect (game simplification)</w:t>
+            </w:r>
+          </w:p>
+        </w:tc>
+        <w:tc>
+          <w:tcPr>
+            <w:tcW w:w="4360" w:type="dxa"/>
+          </w:tcPr>
+          <w:p>
+            <w:r>
+              <w:t xml:space="preserve">In the game, this disease can damage only: Lungs.</w:t>
+            </w:r>
+          </w:p>
+        </w:tc>
+        <w:tc>
+          <w:tcPr>
+            <w:tcW w:w="2000" w:type="dxa"/>
+          </w:tcPr>
+          <w:p/>
+        </w:tc>
+      </w:tr>
     </w:tbl>
     <w:p>
       <w:pPr>
@@ -5851,6 +6578,48 @@
           <w:p/>
         </w:tc>
       </w:tr>
+      <w:tr>
+        <w:tc>
+          <w:tcPr>
+            <w:tcW w:w="1750" w:type="dxa"/>
+          </w:tcPr>
+          <w:p>
+            <w:r>
+              <w:rPr>
+                <w:rFonts w:ascii="Consolas" w:hAnsi="Consolas"/>
+                <w:sz w:val="16"/>
+              </w:rPr>
+              <w:t xml:space="preserve">DISEASE/Strep throat/CanInfect</w:t>
+            </w:r>
+          </w:p>
+        </w:tc>
+        <w:tc>
+          <w:tcPr>
+            <w:tcW w:w="1250" w:type="dxa"/>
+          </w:tcPr>
+          <w:p>
+            <w:r>
+              <w:t xml:space="preserve">Can infect (game simplification)</w:t>
+            </w:r>
+          </w:p>
+        </w:tc>
+        <w:tc>
+          <w:tcPr>
+            <w:tcW w:w="4360" w:type="dxa"/>
+          </w:tcPr>
+          <w:p>
+            <w:r>
+              <w:t xml:space="preserve">In the game, this disease can damage only: Heart, Kidneys.</w:t>
+            </w:r>
+          </w:p>
+        </w:tc>
+        <w:tc>
+          <w:tcPr>
+            <w:tcW w:w="2000" w:type="dxa"/>
+          </w:tcPr>
+          <w:p/>
+        </w:tc>
+      </w:tr>
     </w:tbl>
     <w:p>
       <w:pPr>
@@ -6151,6 +6920,48 @@
           <w:p/>
         </w:tc>
       </w:tr>
+      <w:tr>
+        <w:tc>
+          <w:tcPr>
+            <w:tcW w:w="1750" w:type="dxa"/>
+          </w:tcPr>
+          <w:p>
+            <w:r>
+              <w:rPr>
+                <w:rFonts w:ascii="Consolas" w:hAnsi="Consolas"/>
+                <w:sz w:val="16"/>
+              </w:rPr>
+              <w:t xml:space="preserve">DISEASE/Leprosy/CanInfect</w:t>
+            </w:r>
+          </w:p>
+        </w:tc>
+        <w:tc>
+          <w:tcPr>
+            <w:tcW w:w="1250" w:type="dxa"/>
+          </w:tcPr>
+          <w:p>
+            <w:r>
+              <w:t xml:space="preserve">Can infect (game simplification)</w:t>
+            </w:r>
+          </w:p>
+        </w:tc>
+        <w:tc>
+          <w:tcPr>
+            <w:tcW w:w="4360" w:type="dxa"/>
+          </w:tcPr>
+          <w:p>
+            <w:r>
+              <w:t xml:space="preserve">In the game, this disease can damage only: Brain.</w:t>
+            </w:r>
+          </w:p>
+        </w:tc>
+        <w:tc>
+          <w:tcPr>
+            <w:tcW w:w="2000" w:type="dxa"/>
+          </w:tcPr>
+          <w:p/>
+        </w:tc>
+      </w:tr>
     </w:tbl>
     <w:p>
       <w:pPr>
@@ -6451,6 +7262,48 @@
           <w:p/>
         </w:tc>
       </w:tr>
+      <w:tr>
+        <w:tc>
+          <w:tcPr>
+            <w:tcW w:w="1750" w:type="dxa"/>
+          </w:tcPr>
+          <w:p>
+            <w:r>
+              <w:rPr>
+                <w:rFonts w:ascii="Consolas" w:hAnsi="Consolas"/>
+                <w:sz w:val="16"/>
+              </w:rPr>
+              <w:t xml:space="preserve">DISEASE/Legionnaires' disease/CanInfect</w:t>
+            </w:r>
+          </w:p>
+        </w:tc>
+        <w:tc>
+          <w:tcPr>
+            <w:tcW w:w="1250" w:type="dxa"/>
+          </w:tcPr>
+          <w:p>
+            <w:r>
+              <w:t xml:space="preserve">Can infect (game simplification)</w:t>
+            </w:r>
+          </w:p>
+        </w:tc>
+        <w:tc>
+          <w:tcPr>
+            <w:tcW w:w="4360" w:type="dxa"/>
+          </w:tcPr>
+          <w:p>
+            <w:r>
+              <w:t xml:space="preserve">In the game, this disease can damage only: Lungs.</w:t>
+            </w:r>
+          </w:p>
+        </w:tc>
+        <w:tc>
+          <w:tcPr>
+            <w:tcW w:w="2000" w:type="dxa"/>
+          </w:tcPr>
+          <w:p/>
+        </w:tc>
+      </w:tr>
     </w:tbl>
     <w:p>
       <w:pPr>
@@ -6751,6 +7604,48 @@
           <w:p/>
         </w:tc>
       </w:tr>
+      <w:tr>
+        <w:tc>
+          <w:tcPr>
+            <w:tcW w:w="1750" w:type="dxa"/>
+          </w:tcPr>
+          <w:p>
+            <w:r>
+              <w:rPr>
+                <w:rFonts w:ascii="Consolas" w:hAnsi="Consolas"/>
+                <w:sz w:val="16"/>
+              </w:rPr>
+              <w:t xml:space="preserve">DISEASE/Diphtheria/CanInfect</w:t>
+            </w:r>
+          </w:p>
+        </w:tc>
+        <w:tc>
+          <w:tcPr>
+            <w:tcW w:w="1250" w:type="dxa"/>
+          </w:tcPr>
+          <w:p>
+            <w:r>
+              <w:t xml:space="preserve">Can infect (game simplification)</w:t>
+            </w:r>
+          </w:p>
+        </w:tc>
+        <w:tc>
+          <w:tcPr>
+            <w:tcW w:w="4360" w:type="dxa"/>
+          </w:tcPr>
+          <w:p>
+            <w:r>
+              <w:t xml:space="preserve">In the game, this disease can damage only: Heart.</w:t>
+            </w:r>
+          </w:p>
+        </w:tc>
+        <w:tc>
+          <w:tcPr>
+            <w:tcW w:w="2000" w:type="dxa"/>
+          </w:tcPr>
+          <w:p/>
+        </w:tc>
+      </w:tr>
     </w:tbl>
     <w:p>
       <w:pPr>
@@ -7051,6 +7946,48 @@
           <w:p/>
         </w:tc>
       </w:tr>
+      <w:tr>
+        <w:tc>
+          <w:tcPr>
+            <w:tcW w:w="1750" w:type="dxa"/>
+          </w:tcPr>
+          <w:p>
+            <w:r>
+              <w:rPr>
+                <w:rFonts w:ascii="Consolas" w:hAnsi="Consolas"/>
+                <w:sz w:val="16"/>
+              </w:rPr>
+              <w:t xml:space="preserve">DISEASE/Mucormycosis/CanInfect</w:t>
+            </w:r>
+          </w:p>
+        </w:tc>
+        <w:tc>
+          <w:tcPr>
+            <w:tcW w:w="1250" w:type="dxa"/>
+          </w:tcPr>
+          <w:p>
+            <w:r>
+              <w:t xml:space="preserve">Can infect (game simplification)</w:t>
+            </w:r>
+          </w:p>
+        </w:tc>
+        <w:tc>
+          <w:tcPr>
+            <w:tcW w:w="4360" w:type="dxa"/>
+          </w:tcPr>
+          <w:p>
+            <w:r>
+              <w:t xml:space="preserve">In the game, this disease can damage only: Brain, Lungs.</w:t>
+            </w:r>
+          </w:p>
+        </w:tc>
+        <w:tc>
+          <w:tcPr>
+            <w:tcW w:w="2000" w:type="dxa"/>
+          </w:tcPr>
+          <w:p/>
+        </w:tc>
+      </w:tr>
     </w:tbl>
     <w:p>
       <w:pPr>
@@ -7351,6 +8288,48 @@
           <w:p/>
         </w:tc>
       </w:tr>
+      <w:tr>
+        <w:tc>
+          <w:tcPr>
+            <w:tcW w:w="1750" w:type="dxa"/>
+          </w:tcPr>
+          <w:p>
+            <w:r>
+              <w:rPr>
+                <w:rFonts w:ascii="Consolas" w:hAnsi="Consolas"/>
+                <w:sz w:val="16"/>
+              </w:rPr>
+              <w:t xml:space="preserve">DISEASE/Aspergillosis/CanInfect</w:t>
+            </w:r>
+          </w:p>
+        </w:tc>
+        <w:tc>
+          <w:tcPr>
+            <w:tcW w:w="1250" w:type="dxa"/>
+          </w:tcPr>
+          <w:p>
+            <w:r>
+              <w:t xml:space="preserve">Can infect (game simplification)</w:t>
+            </w:r>
+          </w:p>
+        </w:tc>
+        <w:tc>
+          <w:tcPr>
+            <w:tcW w:w="4360" w:type="dxa"/>
+          </w:tcPr>
+          <w:p>
+            <w:r>
+              <w:t xml:space="preserve">In the game, this disease can damage only: Lungs.</w:t>
+            </w:r>
+          </w:p>
+        </w:tc>
+        <w:tc>
+          <w:tcPr>
+            <w:tcW w:w="2000" w:type="dxa"/>
+          </w:tcPr>
+          <w:p/>
+        </w:tc>
+      </w:tr>
     </w:tbl>
     <w:p>
       <w:pPr>
@@ -7651,6 +8630,48 @@
           <w:p/>
         </w:tc>
       </w:tr>
+      <w:tr>
+        <w:tc>
+          <w:tcPr>
+            <w:tcW w:w="1750" w:type="dxa"/>
+          </w:tcPr>
+          <w:p>
+            <w:r>
+              <w:rPr>
+                <w:rFonts w:ascii="Consolas" w:hAnsi="Consolas"/>
+                <w:sz w:val="16"/>
+              </w:rPr>
+              <w:t xml:space="preserve">DISEASE/Cryptococcus/CanInfect</w:t>
+            </w:r>
+          </w:p>
+        </w:tc>
+        <w:tc>
+          <w:tcPr>
+            <w:tcW w:w="1250" w:type="dxa"/>
+          </w:tcPr>
+          <w:p>
+            <w:r>
+              <w:t xml:space="preserve">Can infect (game simplification)</w:t>
+            </w:r>
+          </w:p>
+        </w:tc>
+        <w:tc>
+          <w:tcPr>
+            <w:tcW w:w="4360" w:type="dxa"/>
+          </w:tcPr>
+          <w:p>
+            <w:r>
+              <w:t xml:space="preserve">In the game, this disease can damage only: Brain.</w:t>
+            </w:r>
+          </w:p>
+        </w:tc>
+        <w:tc>
+          <w:tcPr>
+            <w:tcW w:w="2000" w:type="dxa"/>
+          </w:tcPr>
+          <w:p/>
+        </w:tc>
+      </w:tr>
     </w:tbl>
     <w:p>
       <w:pPr>
@@ -7951,6 +8972,48 @@
           <w:p/>
         </w:tc>
       </w:tr>
+      <w:tr>
+        <w:tc>
+          <w:tcPr>
+            <w:tcW w:w="1750" w:type="dxa"/>
+          </w:tcPr>
+          <w:p>
+            <w:r>
+              <w:rPr>
+                <w:rFonts w:ascii="Consolas" w:hAnsi="Consolas"/>
+                <w:sz w:val="16"/>
+              </w:rPr>
+              <w:t xml:space="preserve">DISEASE/Pneumocystis pneumonia/CanInfect</w:t>
+            </w:r>
+          </w:p>
+        </w:tc>
+        <w:tc>
+          <w:tcPr>
+            <w:tcW w:w="1250" w:type="dxa"/>
+          </w:tcPr>
+          <w:p>
+            <w:r>
+              <w:t xml:space="preserve">Can infect (game simplification)</w:t>
+            </w:r>
+          </w:p>
+        </w:tc>
+        <w:tc>
+          <w:tcPr>
+            <w:tcW w:w="4360" w:type="dxa"/>
+          </w:tcPr>
+          <w:p>
+            <w:r>
+              <w:t xml:space="preserve">In the game, this disease can damage only: Lungs.</w:t>
+            </w:r>
+          </w:p>
+        </w:tc>
+        <w:tc>
+          <w:tcPr>
+            <w:tcW w:w="2000" w:type="dxa"/>
+          </w:tcPr>
+          <w:p/>
+        </w:tc>
+      </w:tr>
     </w:tbl>
     <w:p>
       <w:pPr>
@@ -8293,6 +9356,48 @@
           <w:p/>
         </w:tc>
       </w:tr>
+      <w:tr>
+        <w:tc>
+          <w:tcPr>
+            <w:tcW w:w="1750" w:type="dxa"/>
+          </w:tcPr>
+          <w:p>
+            <w:r>
+              <w:rPr>
+                <w:rFonts w:ascii="Consolas" w:hAnsi="Consolas"/>
+                <w:sz w:val="16"/>
+              </w:rPr>
+              <w:t xml:space="preserve">DISEASE/Dengue/CanInfect</w:t>
+            </w:r>
+          </w:p>
+        </w:tc>
+        <w:tc>
+          <w:tcPr>
+            <w:tcW w:w="1250" w:type="dxa"/>
+          </w:tcPr>
+          <w:p>
+            <w:r>
+              <w:t xml:space="preserve">Can infect (game simplification)</w:t>
+            </w:r>
+          </w:p>
+        </w:tc>
+        <w:tc>
+          <w:tcPr>
+            <w:tcW w:w="4360" w:type="dxa"/>
+          </w:tcPr>
+          <w:p>
+            <w:r>
+              <w:t xml:space="preserve">In the game, this disease can damage only: Liver, Bone Marrow.</w:t>
+            </w:r>
+          </w:p>
+        </w:tc>
+        <w:tc>
+          <w:tcPr>
+            <w:tcW w:w="2000" w:type="dxa"/>
+          </w:tcPr>
+          <w:p/>
+        </w:tc>
+      </w:tr>
     </w:tbl>
     <w:p>
       <w:pPr>
@@ -8635,6 +9740,48 @@
           <w:p/>
         </w:tc>
       </w:tr>
+      <w:tr>
+        <w:tc>
+          <w:tcPr>
+            <w:tcW w:w="1750" w:type="dxa"/>
+          </w:tcPr>
+          <w:p>
+            <w:r>
+              <w:rPr>
+                <w:rFonts w:ascii="Consolas" w:hAnsi="Consolas"/>
+                <w:sz w:val="16"/>
+              </w:rPr>
+              <w:t xml:space="preserve">DISEASE/Chikungunya/CanInfect</w:t>
+            </w:r>
+          </w:p>
+        </w:tc>
+        <w:tc>
+          <w:tcPr>
+            <w:tcW w:w="1250" w:type="dxa"/>
+          </w:tcPr>
+          <w:p>
+            <w:r>
+              <w:t xml:space="preserve">Can infect (game simplification)</w:t>
+            </w:r>
+          </w:p>
+        </w:tc>
+        <w:tc>
+          <w:tcPr>
+            <w:tcW w:w="4360" w:type="dxa"/>
+          </w:tcPr>
+          <w:p>
+            <w:r>
+              <w:t xml:space="preserve">In the game, this disease can damage only: Liver, Heart.</w:t>
+            </w:r>
+          </w:p>
+        </w:tc>
+        <w:tc>
+          <w:tcPr>
+            <w:tcW w:w="2000" w:type="dxa"/>
+          </w:tcPr>
+          <w:p/>
+        </w:tc>
+      </w:tr>
     </w:tbl>
     <w:p>
       <w:pPr>
@@ -8977,6 +10124,48 @@
           <w:p/>
         </w:tc>
       </w:tr>
+      <w:tr>
+        <w:tc>
+          <w:tcPr>
+            <w:tcW w:w="1750" w:type="dxa"/>
+          </w:tcPr>
+          <w:p>
+            <w:r>
+              <w:rPr>
+                <w:rFonts w:ascii="Consolas" w:hAnsi="Consolas"/>
+                <w:sz w:val="16"/>
+              </w:rPr>
+              <w:t xml:space="preserve">DISEASE/Japanese encephalitis/CanInfect</w:t>
+            </w:r>
+          </w:p>
+        </w:tc>
+        <w:tc>
+          <w:tcPr>
+            <w:tcW w:w="1250" w:type="dxa"/>
+          </w:tcPr>
+          <w:p>
+            <w:r>
+              <w:t xml:space="preserve">Can infect (game simplification)</w:t>
+            </w:r>
+          </w:p>
+        </w:tc>
+        <w:tc>
+          <w:tcPr>
+            <w:tcW w:w="4360" w:type="dxa"/>
+          </w:tcPr>
+          <w:p>
+            <w:r>
+              <w:t xml:space="preserve">In the game, this disease can damage only: Brain.</w:t>
+            </w:r>
+          </w:p>
+        </w:tc>
+        <w:tc>
+          <w:tcPr>
+            <w:tcW w:w="2000" w:type="dxa"/>
+          </w:tcPr>
+          <w:p/>
+        </w:tc>
+      </w:tr>
     </w:tbl>
     <w:p>
       <w:pPr>
@@ -9319,6 +10508,48 @@
           <w:p/>
         </w:tc>
       </w:tr>
+      <w:tr>
+        <w:tc>
+          <w:tcPr>
+            <w:tcW w:w="1750" w:type="dxa"/>
+          </w:tcPr>
+          <w:p>
+            <w:r>
+              <w:rPr>
+                <w:rFonts w:ascii="Consolas" w:hAnsi="Consolas"/>
+                <w:sz w:val="16"/>
+              </w:rPr>
+              <w:t xml:space="preserve">DISEASE/Yellow fever/CanInfect</w:t>
+            </w:r>
+          </w:p>
+        </w:tc>
+        <w:tc>
+          <w:tcPr>
+            <w:tcW w:w="1250" w:type="dxa"/>
+          </w:tcPr>
+          <w:p>
+            <w:r>
+              <w:t xml:space="preserve">Can infect (game simplification)</w:t>
+            </w:r>
+          </w:p>
+        </w:tc>
+        <w:tc>
+          <w:tcPr>
+            <w:tcW w:w="4360" w:type="dxa"/>
+          </w:tcPr>
+          <w:p>
+            <w:r>
+              <w:t xml:space="preserve">In the game, this disease can damage only: Liver, Kidneys.</w:t>
+            </w:r>
+          </w:p>
+        </w:tc>
+        <w:tc>
+          <w:tcPr>
+            <w:tcW w:w="2000" w:type="dxa"/>
+          </w:tcPr>
+          <w:p/>
+        </w:tc>
+      </w:tr>
     </w:tbl>
     <w:p>
       <w:pPr>
@@ -9619,6 +10850,48 @@
           <w:p/>
         </w:tc>
       </w:tr>
+      <w:tr>
+        <w:tc>
+          <w:tcPr>
+            <w:tcW w:w="1750" w:type="dxa"/>
+          </w:tcPr>
+          <w:p>
+            <w:r>
+              <w:rPr>
+                <w:rFonts w:ascii="Consolas" w:hAnsi="Consolas"/>
+                <w:sz w:val="16"/>
+              </w:rPr>
+              <w:t xml:space="preserve">DISEASE/Zika/CanInfect</w:t>
+            </w:r>
+          </w:p>
+        </w:tc>
+        <w:tc>
+          <w:tcPr>
+            <w:tcW w:w="1250" w:type="dxa"/>
+          </w:tcPr>
+          <w:p>
+            <w:r>
+              <w:t xml:space="preserve">Can infect (game simplification)</w:t>
+            </w:r>
+          </w:p>
+        </w:tc>
+        <w:tc>
+          <w:tcPr>
+            <w:tcW w:w="4360" w:type="dxa"/>
+          </w:tcPr>
+          <w:p>
+            <w:r>
+              <w:t xml:space="preserve">In the game, this disease can damage only: Brain.</w:t>
+            </w:r>
+          </w:p>
+        </w:tc>
+        <w:tc>
+          <w:tcPr>
+            <w:tcW w:w="2000" w:type="dxa"/>
+          </w:tcPr>
+          <w:p/>
+        </w:tc>
+      </w:tr>
     </w:tbl>
     <w:p>
       <w:pPr>
@@ -9919,6 +11192,48 @@
           <w:p/>
         </w:tc>
       </w:tr>
+      <w:tr>
+        <w:tc>
+          <w:tcPr>
+            <w:tcW w:w="1750" w:type="dxa"/>
+          </w:tcPr>
+          <w:p>
+            <w:r>
+              <w:rPr>
+                <w:rFonts w:ascii="Consolas" w:hAnsi="Consolas"/>
+                <w:sz w:val="16"/>
+              </w:rPr>
+              <w:t xml:space="preserve">DISEASE/West Nile fever/CanInfect</w:t>
+            </w:r>
+          </w:p>
+        </w:tc>
+        <w:tc>
+          <w:tcPr>
+            <w:tcW w:w="1250" w:type="dxa"/>
+          </w:tcPr>
+          <w:p>
+            <w:r>
+              <w:t xml:space="preserve">Can infect (game simplification)</w:t>
+            </w:r>
+          </w:p>
+        </w:tc>
+        <w:tc>
+          <w:tcPr>
+            <w:tcW w:w="4360" w:type="dxa"/>
+          </w:tcPr>
+          <w:p>
+            <w:r>
+              <w:t xml:space="preserve">In the game, this disease can damage only: Brain.</w:t>
+            </w:r>
+          </w:p>
+        </w:tc>
+        <w:tc>
+          <w:tcPr>
+            <w:tcW w:w="2000" w:type="dxa"/>
+          </w:tcPr>
+          <w:p/>
+        </w:tc>
+      </w:tr>
     </w:tbl>
     <w:p>
       <w:pPr>
@@ -10261,6 +11576,48 @@
           <w:p/>
         </w:tc>
       </w:tr>
+      <w:tr>
+        <w:tc>
+          <w:tcPr>
+            <w:tcW w:w="1750" w:type="dxa"/>
+          </w:tcPr>
+          <w:p>
+            <w:r>
+              <w:rPr>
+                <w:rFonts w:ascii="Consolas" w:hAnsi="Consolas"/>
+                <w:sz w:val="16"/>
+              </w:rPr>
+              <w:t xml:space="preserve">DISEASE/Rabies/CanInfect</w:t>
+            </w:r>
+          </w:p>
+        </w:tc>
+        <w:tc>
+          <w:tcPr>
+            <w:tcW w:w="1250" w:type="dxa"/>
+          </w:tcPr>
+          <w:p>
+            <w:r>
+              <w:t xml:space="preserve">Can infect (game simplification)</w:t>
+            </w:r>
+          </w:p>
+        </w:tc>
+        <w:tc>
+          <w:tcPr>
+            <w:tcW w:w="4360" w:type="dxa"/>
+          </w:tcPr>
+          <w:p>
+            <w:r>
+              <w:t xml:space="preserve">In the game, this disease can damage only: Brain.</w:t>
+            </w:r>
+          </w:p>
+        </w:tc>
+        <w:tc>
+          <w:tcPr>
+            <w:tcW w:w="2000" w:type="dxa"/>
+          </w:tcPr>
+          <w:p/>
+        </w:tc>
+      </w:tr>
     </w:tbl>
     <w:p>
       <w:pPr>
@@ -10561,6 +11918,48 @@
           <w:p/>
         </w:tc>
       </w:tr>
+      <w:tr>
+        <w:tc>
+          <w:tcPr>
+            <w:tcW w:w="1750" w:type="dxa"/>
+          </w:tcPr>
+          <w:p>
+            <w:r>
+              <w:rPr>
+                <w:rFonts w:ascii="Consolas" w:hAnsi="Consolas"/>
+                <w:sz w:val="16"/>
+              </w:rPr>
+              <w:t xml:space="preserve">DISEASE/HIV/CanInfect</w:t>
+            </w:r>
+          </w:p>
+        </w:tc>
+        <w:tc>
+          <w:tcPr>
+            <w:tcW w:w="1250" w:type="dxa"/>
+          </w:tcPr>
+          <w:p>
+            <w:r>
+              <w:t xml:space="preserve">Can infect (game simplification)</w:t>
+            </w:r>
+          </w:p>
+        </w:tc>
+        <w:tc>
+          <w:tcPr>
+            <w:tcW w:w="4360" w:type="dxa"/>
+          </w:tcPr>
+          <w:p>
+            <w:r>
+              <w:t xml:space="preserve">In the game, this disease can damage only: Bone Marrow, Spleen.</w:t>
+            </w:r>
+          </w:p>
+        </w:tc>
+        <w:tc>
+          <w:tcPr>
+            <w:tcW w:w="2000" w:type="dxa"/>
+          </w:tcPr>
+          <w:p/>
+        </w:tc>
+      </w:tr>
     </w:tbl>
     <w:p>
       <w:pPr>
@@ -10861,6 +12260,48 @@
           <w:p/>
         </w:tc>
       </w:tr>
+      <w:tr>
+        <w:tc>
+          <w:tcPr>
+            <w:tcW w:w="1750" w:type="dxa"/>
+          </w:tcPr>
+          <w:p>
+            <w:r>
+              <w:rPr>
+                <w:rFonts w:ascii="Consolas" w:hAnsi="Consolas"/>
+                <w:sz w:val="16"/>
+              </w:rPr>
+              <w:t xml:space="preserve">DISEASE/Hepatitis B/CanInfect</w:t>
+            </w:r>
+          </w:p>
+        </w:tc>
+        <w:tc>
+          <w:tcPr>
+            <w:tcW w:w="1250" w:type="dxa"/>
+          </w:tcPr>
+          <w:p>
+            <w:r>
+              <w:t xml:space="preserve">Can infect (game simplification)</w:t>
+            </w:r>
+          </w:p>
+        </w:tc>
+        <w:tc>
+          <w:tcPr>
+            <w:tcW w:w="4360" w:type="dxa"/>
+          </w:tcPr>
+          <w:p>
+            <w:r>
+              <w:t xml:space="preserve">In the game, this disease can damage only: Liver.</w:t>
+            </w:r>
+          </w:p>
+        </w:tc>
+        <w:tc>
+          <w:tcPr>
+            <w:tcW w:w="2000" w:type="dxa"/>
+          </w:tcPr>
+          <w:p/>
+        </w:tc>
+      </w:tr>
     </w:tbl>
     <w:p>
       <w:pPr>
@@ -11161,6 +12602,48 @@
           <w:p/>
         </w:tc>
       </w:tr>
+      <w:tr>
+        <w:tc>
+          <w:tcPr>
+            <w:tcW w:w="1750" w:type="dxa"/>
+          </w:tcPr>
+          <w:p>
+            <w:r>
+              <w:rPr>
+                <w:rFonts w:ascii="Consolas" w:hAnsi="Consolas"/>
+                <w:sz w:val="16"/>
+              </w:rPr>
+              <w:t xml:space="preserve">DISEASE/Hepatitis C/CanInfect</w:t>
+            </w:r>
+          </w:p>
+        </w:tc>
+        <w:tc>
+          <w:tcPr>
+            <w:tcW w:w="1250" w:type="dxa"/>
+          </w:tcPr>
+          <w:p>
+            <w:r>
+              <w:t xml:space="preserve">Can infect (game simplification)</w:t>
+            </w:r>
+          </w:p>
+        </w:tc>
+        <w:tc>
+          <w:tcPr>
+            <w:tcW w:w="4360" w:type="dxa"/>
+          </w:tcPr>
+          <w:p>
+            <w:r>
+              <w:t xml:space="preserve">In the game, this disease can damage only: Liver.</w:t>
+            </w:r>
+          </w:p>
+        </w:tc>
+        <w:tc>
+          <w:tcPr>
+            <w:tcW w:w="2000" w:type="dxa"/>
+          </w:tcPr>
+          <w:p/>
+        </w:tc>
+      </w:tr>
     </w:tbl>
     <w:p>
       <w:pPr>
@@ -11461,6 +12944,48 @@
           <w:p/>
         </w:tc>
       </w:tr>
+      <w:tr>
+        <w:tc>
+          <w:tcPr>
+            <w:tcW w:w="1750" w:type="dxa"/>
+          </w:tcPr>
+          <w:p>
+            <w:r>
+              <w:rPr>
+                <w:rFonts w:ascii="Consolas" w:hAnsi="Consolas"/>
+                <w:sz w:val="16"/>
+              </w:rPr>
+              <w:t xml:space="preserve">DISEASE/Chagas disease/CanInfect</w:t>
+            </w:r>
+          </w:p>
+        </w:tc>
+        <w:tc>
+          <w:tcPr>
+            <w:tcW w:w="1250" w:type="dxa"/>
+          </w:tcPr>
+          <w:p>
+            <w:r>
+              <w:t xml:space="preserve">Can infect (game simplification)</w:t>
+            </w:r>
+          </w:p>
+        </w:tc>
+        <w:tc>
+          <w:tcPr>
+            <w:tcW w:w="4360" w:type="dxa"/>
+          </w:tcPr>
+          <w:p>
+            <w:r>
+              <w:t xml:space="preserve">In the game, this disease can damage only: Heart.</w:t>
+            </w:r>
+          </w:p>
+        </w:tc>
+        <w:tc>
+          <w:tcPr>
+            <w:tcW w:w="2000" w:type="dxa"/>
+          </w:tcPr>
+          <w:p/>
+        </w:tc>
+      </w:tr>
     </w:tbl>
     <w:p>
       <w:pPr>
@@ -11803,6 +13328,48 @@
           <w:p/>
         </w:tc>
       </w:tr>
+      <w:tr>
+        <w:tc>
+          <w:tcPr>
+            <w:tcW w:w="1750" w:type="dxa"/>
+          </w:tcPr>
+          <w:p>
+            <w:r>
+              <w:rPr>
+                <w:rFonts w:ascii="Consolas" w:hAnsi="Consolas"/>
+                <w:sz w:val="16"/>
+              </w:rPr>
+              <w:t xml:space="preserve">DISEASE/Lyme disease/CanInfect</w:t>
+            </w:r>
+          </w:p>
+        </w:tc>
+        <w:tc>
+          <w:tcPr>
+            <w:tcW w:w="1250" w:type="dxa"/>
+          </w:tcPr>
+          <w:p>
+            <w:r>
+              <w:t xml:space="preserve">Can infect (game simplification)</w:t>
+            </w:r>
+          </w:p>
+        </w:tc>
+        <w:tc>
+          <w:tcPr>
+            <w:tcW w:w="4360" w:type="dxa"/>
+          </w:tcPr>
+          <w:p>
+            <w:r>
+              <w:t xml:space="preserve">In the game, this disease can damage only: Brain, Heart.</w:t>
+            </w:r>
+          </w:p>
+        </w:tc>
+        <w:tc>
+          <w:tcPr>
+            <w:tcW w:w="2000" w:type="dxa"/>
+          </w:tcPr>
+          <w:p/>
+        </w:tc>
+      </w:tr>
     </w:tbl>
     <w:p>
       <w:pPr>
@@ -12145,6 +13712,48 @@
           <w:p/>
         </w:tc>
       </w:tr>
+      <w:tr>
+        <w:tc>
+          <w:tcPr>
+            <w:tcW w:w="1750" w:type="dxa"/>
+          </w:tcPr>
+          <w:p>
+            <w:r>
+              <w:rPr>
+                <w:rFonts w:ascii="Consolas" w:hAnsi="Consolas"/>
+                <w:sz w:val="16"/>
+              </w:rPr>
+              <w:t xml:space="preserve">DISEASE/Plague/CanInfect</w:t>
+            </w:r>
+          </w:p>
+        </w:tc>
+        <w:tc>
+          <w:tcPr>
+            <w:tcW w:w="1250" w:type="dxa"/>
+          </w:tcPr>
+          <w:p>
+            <w:r>
+              <w:t xml:space="preserve">Can infect (game simplification)</w:t>
+            </w:r>
+          </w:p>
+        </w:tc>
+        <w:tc>
+          <w:tcPr>
+            <w:tcW w:w="4360" w:type="dxa"/>
+          </w:tcPr>
+          <w:p>
+            <w:r>
+              <w:t xml:space="preserve">In the game, this disease can damage only: Lungs, Spleen.</w:t>
+            </w:r>
+          </w:p>
+        </w:tc>
+        <w:tc>
+          <w:tcPr>
+            <w:tcW w:w="2000" w:type="dxa"/>
+          </w:tcPr>
+          <w:p/>
+        </w:tc>
+      </w:tr>
     </w:tbl>
     <w:p>
       <w:pPr>
@@ -12445,6 +14054,48 @@
           <w:p/>
         </w:tc>
       </w:tr>
+      <w:tr>
+        <w:tc>
+          <w:tcPr>
+            <w:tcW w:w="1750" w:type="dxa"/>
+          </w:tcPr>
+          <w:p>
+            <w:r>
+              <w:rPr>
+                <w:rFonts w:ascii="Consolas" w:hAnsi="Consolas"/>
+                <w:sz w:val="16"/>
+              </w:rPr>
+              <w:t xml:space="preserve">DISEASE/Scrub typhus/CanInfect</w:t>
+            </w:r>
+          </w:p>
+        </w:tc>
+        <w:tc>
+          <w:tcPr>
+            <w:tcW w:w="1250" w:type="dxa"/>
+          </w:tcPr>
+          <w:p>
+            <w:r>
+              <w:t xml:space="preserve">Can infect (game simplification)</w:t>
+            </w:r>
+          </w:p>
+        </w:tc>
+        <w:tc>
+          <w:tcPr>
+            <w:tcW w:w="4360" w:type="dxa"/>
+          </w:tcPr>
+          <w:p>
+            <w:r>
+              <w:t xml:space="preserve">In the game, this disease can damage only: Lungs, Brain.</w:t>
+            </w:r>
+          </w:p>
+        </w:tc>
+        <w:tc>
+          <w:tcPr>
+            <w:tcW w:w="2000" w:type="dxa"/>
+          </w:tcPr>
+          <w:p/>
+        </w:tc>
+      </w:tr>
     </w:tbl>
     <w:p>
       <w:pPr>
@@ -12745,6 +14396,48 @@
           <w:p/>
         </w:tc>
       </w:tr>
+      <w:tr>
+        <w:tc>
+          <w:tcPr>
+            <w:tcW w:w="1750" w:type="dxa"/>
+          </w:tcPr>
+          <w:p>
+            <w:r>
+              <w:rPr>
+                <w:rFonts w:ascii="Consolas" w:hAnsi="Consolas"/>
+                <w:sz w:val="16"/>
+              </w:rPr>
+              <w:t xml:space="preserve">DISEASE/Malaria/CanInfect</w:t>
+            </w:r>
+          </w:p>
+        </w:tc>
+        <w:tc>
+          <w:tcPr>
+            <w:tcW w:w="1250" w:type="dxa"/>
+          </w:tcPr>
+          <w:p>
+            <w:r>
+              <w:t xml:space="preserve">Can infect (game simplification)</w:t>
+            </w:r>
+          </w:p>
+        </w:tc>
+        <w:tc>
+          <w:tcPr>
+            <w:tcW w:w="4360" w:type="dxa"/>
+          </w:tcPr>
+          <w:p>
+            <w:r>
+              <w:t xml:space="preserve">In the game, this disease can damage only: Liver.</w:t>
+            </w:r>
+          </w:p>
+        </w:tc>
+        <w:tc>
+          <w:tcPr>
+            <w:tcW w:w="2000" w:type="dxa"/>
+          </w:tcPr>
+          <w:p/>
+        </w:tc>
+      </w:tr>
     </w:tbl>
     <w:p>
       <w:pPr>
@@ -13045,6 +14738,48 @@
           <w:p/>
         </w:tc>
       </w:tr>
+      <w:tr>
+        <w:tc>
+          <w:tcPr>
+            <w:tcW w:w="1750" w:type="dxa"/>
+          </w:tcPr>
+          <w:p>
+            <w:r>
+              <w:rPr>
+                <w:rFonts w:ascii="Consolas" w:hAnsi="Consolas"/>
+                <w:sz w:val="16"/>
+              </w:rPr>
+              <w:t xml:space="preserve">DISEASE/Malaria (blood)/CanInfect</w:t>
+            </w:r>
+          </w:p>
+        </w:tc>
+        <w:tc>
+          <w:tcPr>
+            <w:tcW w:w="1250" w:type="dxa"/>
+          </w:tcPr>
+          <w:p>
+            <w:r>
+              <w:t xml:space="preserve">Can infect (game simplification)</w:t>
+            </w:r>
+          </w:p>
+        </w:tc>
+        <w:tc>
+          <w:tcPr>
+            <w:tcW w:w="4360" w:type="dxa"/>
+          </w:tcPr>
+          <w:p>
+            <w:r>
+              <w:t xml:space="preserve">In the game, this disease can damage only: Spleen, Brain.</w:t>
+            </w:r>
+          </w:p>
+        </w:tc>
+        <w:tc>
+          <w:tcPr>
+            <w:tcW w:w="2000" w:type="dxa"/>
+          </w:tcPr>
+          <w:p/>
+        </w:tc>
+      </w:tr>
     </w:tbl>
     <w:p>
       <w:pPr>
@@ -13345,6 +15080,48 @@
           <w:p/>
         </w:tc>
       </w:tr>
+      <w:tr>
+        <w:tc>
+          <w:tcPr>
+            <w:tcW w:w="1750" w:type="dxa"/>
+          </w:tcPr>
+          <w:p>
+            <w:r>
+              <w:rPr>
+                <w:rFonts w:ascii="Consolas" w:hAnsi="Consolas"/>
+                <w:sz w:val="16"/>
+              </w:rPr>
+              <w:t xml:space="preserve">DISEASE/Kala-azar/CanInfect</w:t>
+            </w:r>
+          </w:p>
+        </w:tc>
+        <w:tc>
+          <w:tcPr>
+            <w:tcW w:w="1250" w:type="dxa"/>
+          </w:tcPr>
+          <w:p>
+            <w:r>
+              <w:t xml:space="preserve">Can infect (game simplification)</w:t>
+            </w:r>
+          </w:p>
+        </w:tc>
+        <w:tc>
+          <w:tcPr>
+            <w:tcW w:w="4360" w:type="dxa"/>
+          </w:tcPr>
+          <w:p>
+            <w:r>
+              <w:t xml:space="preserve">In the game, this disease can damage only: Spleen, Bone Marrow.</w:t>
+            </w:r>
+          </w:p>
+        </w:tc>
+        <w:tc>
+          <w:tcPr>
+            <w:tcW w:w="2000" w:type="dxa"/>
+          </w:tcPr>
+          <w:p/>
+        </w:tc>
+      </w:tr>
     </w:tbl>
     <w:p>
       <w:pPr>
@@ -13645,6 +15422,48 @@
           <w:p/>
         </w:tc>
       </w:tr>
+      <w:tr>
+        <w:tc>
+          <w:tcPr>
+            <w:tcW w:w="1750" w:type="dxa"/>
+          </w:tcPr>
+          <w:p>
+            <w:r>
+              <w:rPr>
+                <w:rFonts w:ascii="Consolas" w:hAnsi="Consolas"/>
+                <w:sz w:val="16"/>
+              </w:rPr>
+              <w:t xml:space="preserve">DISEASE/Sleeping sickness/CanInfect</w:t>
+            </w:r>
+          </w:p>
+        </w:tc>
+        <w:tc>
+          <w:tcPr>
+            <w:tcW w:w="1250" w:type="dxa"/>
+          </w:tcPr>
+          <w:p>
+            <w:r>
+              <w:t xml:space="preserve">Can infect (game simplification)</w:t>
+            </w:r>
+          </w:p>
+        </w:tc>
+        <w:tc>
+          <w:tcPr>
+            <w:tcW w:w="4360" w:type="dxa"/>
+          </w:tcPr>
+          <w:p>
+            <w:r>
+              <w:t xml:space="preserve">In the game, this disease can damage only: Brain.</w:t>
+            </w:r>
+          </w:p>
+        </w:tc>
+        <w:tc>
+          <w:tcPr>
+            <w:tcW w:w="2000" w:type="dxa"/>
+          </w:tcPr>
+          <w:p/>
+        </w:tc>
+      </w:tr>
     </w:tbl>
     <w:p>
       <w:pPr>
@@ -13945,6 +15764,48 @@
           <w:p/>
         </w:tc>
       </w:tr>
+      <w:tr>
+        <w:tc>
+          <w:tcPr>
+            <w:tcW w:w="1750" w:type="dxa"/>
+          </w:tcPr>
+          <w:p>
+            <w:r>
+              <w:rPr>
+                <w:rFonts w:ascii="Consolas" w:hAnsi="Consolas"/>
+                <w:sz w:val="16"/>
+              </w:rPr>
+              <w:t xml:space="preserve">DISEASE/Filariasis/CanInfect</w:t>
+            </w:r>
+          </w:p>
+        </w:tc>
+        <w:tc>
+          <w:tcPr>
+            <w:tcW w:w="1250" w:type="dxa"/>
+          </w:tcPr>
+          <w:p>
+            <w:r>
+              <w:t xml:space="preserve">Can infect (game simplification)</w:t>
+            </w:r>
+          </w:p>
+        </w:tc>
+        <w:tc>
+          <w:tcPr>
+            <w:tcW w:w="4360" w:type="dxa"/>
+          </w:tcPr>
+          <w:p>
+            <w:r>
+              <w:t xml:space="preserve">In the game, this disease can damage only: Bone Marrow, Spleen.</w:t>
+            </w:r>
+          </w:p>
+        </w:tc>
+        <w:tc>
+          <w:tcPr>
+            <w:tcW w:w="2000" w:type="dxa"/>
+          </w:tcPr>
+          <w:p/>
+        </w:tc>
+      </w:tr>
     </w:tbl>
     <w:p>
       <w:pPr>
@@ -14245,6 +16106,48 @@
           <w:p/>
         </w:tc>
       </w:tr>
+      <w:tr>
+        <w:tc>
+          <w:tcPr>
+            <w:tcW w:w="1750" w:type="dxa"/>
+          </w:tcPr>
+          <w:p>
+            <w:r>
+              <w:rPr>
+                <w:rFonts w:ascii="Consolas" w:hAnsi="Consolas"/>
+                <w:sz w:val="16"/>
+              </w:rPr>
+              <w:t xml:space="preserve">DISEASE/Snake venom/CanInfect</w:t>
+            </w:r>
+          </w:p>
+        </w:tc>
+        <w:tc>
+          <w:tcPr>
+            <w:tcW w:w="1250" w:type="dxa"/>
+          </w:tcPr>
+          <w:p>
+            <w:r>
+              <w:t xml:space="preserve">Can infect (game simplification)</w:t>
+            </w:r>
+          </w:p>
+        </w:tc>
+        <w:tc>
+          <w:tcPr>
+            <w:tcW w:w="4360" w:type="dxa"/>
+          </w:tcPr>
+          <w:p>
+            <w:r>
+              <w:t xml:space="preserve">In the game, this disease can damage only: Heart, Kidneys.</w:t>
+            </w:r>
+          </w:p>
+        </w:tc>
+        <w:tc>
+          <w:tcPr>
+            <w:tcW w:w="2000" w:type="dxa"/>
+          </w:tcPr>
+          <w:p/>
+        </w:tc>
+      </w:tr>
     </w:tbl>
     <w:p>
       <w:pPr>
@@ -14545,6 +16448,48 @@
           <w:p/>
         </w:tc>
       </w:tr>
+      <w:tr>
+        <w:tc>
+          <w:tcPr>
+            <w:tcW w:w="1750" w:type="dxa"/>
+          </w:tcPr>
+          <w:p>
+            <w:r>
+              <w:rPr>
+                <w:rFonts w:ascii="Consolas" w:hAnsi="Consolas"/>
+                <w:sz w:val="16"/>
+              </w:rPr>
+              <w:t xml:space="preserve">DISEASE/Russell's viper venom/CanInfect</w:t>
+            </w:r>
+          </w:p>
+        </w:tc>
+        <w:tc>
+          <w:tcPr>
+            <w:tcW w:w="1250" w:type="dxa"/>
+          </w:tcPr>
+          <w:p>
+            <w:r>
+              <w:t xml:space="preserve">Can infect (game simplification)</w:t>
+            </w:r>
+          </w:p>
+        </w:tc>
+        <w:tc>
+          <w:tcPr>
+            <w:tcW w:w="4360" w:type="dxa"/>
+          </w:tcPr>
+          <w:p>
+            <w:r>
+              <w:t xml:space="preserve">In the game, this disease can damage only: Kidneys.</w:t>
+            </w:r>
+          </w:p>
+        </w:tc>
+        <w:tc>
+          <w:tcPr>
+            <w:tcW w:w="2000" w:type="dxa"/>
+          </w:tcPr>
+          <w:p/>
+        </w:tc>
+      </w:tr>
     </w:tbl>
     <w:p>
       <w:pPr>
@@ -14845,6 +16790,48 @@
           <w:p/>
         </w:tc>
       </w:tr>
+      <w:tr>
+        <w:tc>
+          <w:tcPr>
+            <w:tcW w:w="1750" w:type="dxa"/>
+          </w:tcPr>
+          <w:p>
+            <w:r>
+              <w:rPr>
+                <w:rFonts w:ascii="Consolas" w:hAnsi="Consolas"/>
+                <w:sz w:val="16"/>
+              </w:rPr>
+              <w:t xml:space="preserve">DISEASE/Red scorpion sting/CanInfect</w:t>
+            </w:r>
+          </w:p>
+        </w:tc>
+        <w:tc>
+          <w:tcPr>
+            <w:tcW w:w="1250" w:type="dxa"/>
+          </w:tcPr>
+          <w:p>
+            <w:r>
+              <w:t xml:space="preserve">Can infect (game simplification)</w:t>
+            </w:r>
+          </w:p>
+        </w:tc>
+        <w:tc>
+          <w:tcPr>
+            <w:tcW w:w="4360" w:type="dxa"/>
+          </w:tcPr>
+          <w:p>
+            <w:r>
+              <w:t xml:space="preserve">In the game, this disease can damage only: Heart, Lungs.</w:t>
+            </w:r>
+          </w:p>
+        </w:tc>
+        <w:tc>
+          <w:tcPr>
+            <w:tcW w:w="2000" w:type="dxa"/>
+          </w:tcPr>
+          <w:p/>
+        </w:tc>
+      </w:tr>
     </w:tbl>
     <w:p>
       <w:pPr>
@@ -15187,6 +17174,48 @@
           <w:p/>
         </w:tc>
       </w:tr>
+      <w:tr>
+        <w:tc>
+          <w:tcPr>
+            <w:tcW w:w="1750" w:type="dxa"/>
+          </w:tcPr>
+          <w:p>
+            <w:r>
+              <w:rPr>
+                <w:rFonts w:ascii="Consolas" w:hAnsi="Consolas"/>
+                <w:sz w:val="16"/>
+              </w:rPr>
+              <w:t xml:space="preserve">DISEASE/Tetanus/CanInfect</w:t>
+            </w:r>
+          </w:p>
+        </w:tc>
+        <w:tc>
+          <w:tcPr>
+            <w:tcW w:w="1250" w:type="dxa"/>
+          </w:tcPr>
+          <w:p>
+            <w:r>
+              <w:t xml:space="preserve">Can infect (game simplification)</w:t>
+            </w:r>
+          </w:p>
+        </w:tc>
+        <w:tc>
+          <w:tcPr>
+            <w:tcW w:w="4360" w:type="dxa"/>
+          </w:tcPr>
+          <w:p>
+            <w:r>
+              <w:t xml:space="preserve">In the game, this disease can damage only: Brain.</w:t>
+            </w:r>
+          </w:p>
+        </w:tc>
+        <w:tc>
+          <w:tcPr>
+            <w:tcW w:w="2000" w:type="dxa"/>
+          </w:tcPr>
+          <w:p/>
+        </w:tc>
+      </w:tr>
     </w:tbl>
     <w:p>
       <w:pPr>
@@ -15529,6 +17558,48 @@
           <w:p/>
         </w:tc>
       </w:tr>
+      <w:tr>
+        <w:tc>
+          <w:tcPr>
+            <w:tcW w:w="1750" w:type="dxa"/>
+          </w:tcPr>
+          <w:p>
+            <w:r>
+              <w:rPr>
+                <w:rFonts w:ascii="Consolas" w:hAnsi="Consolas"/>
+                <w:sz w:val="16"/>
+              </w:rPr>
+              <w:t xml:space="preserve">DISEASE/MRSA/CanInfect</w:t>
+            </w:r>
+          </w:p>
+        </w:tc>
+        <w:tc>
+          <w:tcPr>
+            <w:tcW w:w="1250" w:type="dxa"/>
+          </w:tcPr>
+          <w:p>
+            <w:r>
+              <w:t xml:space="preserve">Can infect (game simplification)</w:t>
+            </w:r>
+          </w:p>
+        </w:tc>
+        <w:tc>
+          <w:tcPr>
+            <w:tcW w:w="4360" w:type="dxa"/>
+          </w:tcPr>
+          <w:p>
+            <w:r>
+              <w:t xml:space="preserve">In the game, this disease can damage any organ.</w:t>
+            </w:r>
+          </w:p>
+        </w:tc>
+        <w:tc>
+          <w:tcPr>
+            <w:tcW w:w="2000" w:type="dxa"/>
+          </w:tcPr>
+          <w:p/>
+        </w:tc>
+      </w:tr>
     </w:tbl>
     <w:p>
       <w:pPr>
@@ -15871,6 +17942,48 @@
           <w:p/>
         </w:tc>
       </w:tr>
+      <w:tr>
+        <w:tc>
+          <w:tcPr>
+            <w:tcW w:w="1750" w:type="dxa"/>
+          </w:tcPr>
+          <w:p>
+            <w:r>
+              <w:rPr>
+                <w:rFonts w:ascii="Consolas" w:hAnsi="Consolas"/>
+                <w:sz w:val="16"/>
+              </w:rPr>
+              <w:t xml:space="preserve">DISEASE/Cellulitis/CanInfect</w:t>
+            </w:r>
+          </w:p>
+        </w:tc>
+        <w:tc>
+          <w:tcPr>
+            <w:tcW w:w="1250" w:type="dxa"/>
+          </w:tcPr>
+          <w:p>
+            <w:r>
+              <w:t xml:space="preserve">Can infect (game simplification)</w:t>
+            </w:r>
+          </w:p>
+        </w:tc>
+        <w:tc>
+          <w:tcPr>
+            <w:tcW w:w="4360" w:type="dxa"/>
+          </w:tcPr>
+          <w:p>
+            <w:r>
+              <w:t xml:space="preserve">In the game, this disease can damage only: Bone Marrow, Heart.</w:t>
+            </w:r>
+          </w:p>
+        </w:tc>
+        <w:tc>
+          <w:tcPr>
+            <w:tcW w:w="2000" w:type="dxa"/>
+          </w:tcPr>
+          <w:p/>
+        </w:tc>
+      </w:tr>
     </w:tbl>
     <w:p>
       <w:pPr>
@@ -16213,6 +18326,48 @@
           <w:p/>
         </w:tc>
       </w:tr>
+      <w:tr>
+        <w:tc>
+          <w:tcPr>
+            <w:tcW w:w="1750" w:type="dxa"/>
+          </w:tcPr>
+          <w:p>
+            <w:r>
+              <w:rPr>
+                <w:rFonts w:ascii="Consolas" w:hAnsi="Consolas"/>
+                <w:sz w:val="16"/>
+              </w:rPr>
+              <w:t xml:space="preserve">DISEASE/Leptospirosis/CanInfect</w:t>
+            </w:r>
+          </w:p>
+        </w:tc>
+        <w:tc>
+          <w:tcPr>
+            <w:tcW w:w="1250" w:type="dxa"/>
+          </w:tcPr>
+          <w:p>
+            <w:r>
+              <w:t xml:space="preserve">Can infect (game simplification)</w:t>
+            </w:r>
+          </w:p>
+        </w:tc>
+        <w:tc>
+          <w:tcPr>
+            <w:tcW w:w="4360" w:type="dxa"/>
+          </w:tcPr>
+          <w:p>
+            <w:r>
+              <w:t xml:space="preserve">In the game, this disease can damage only: Kidneys, Liver.</w:t>
+            </w:r>
+          </w:p>
+        </w:tc>
+        <w:tc>
+          <w:tcPr>
+            <w:tcW w:w="2000" w:type="dxa"/>
+          </w:tcPr>
+          <w:p/>
+        </w:tc>
+      </w:tr>
     </w:tbl>
     <w:p>
       <w:pPr>
@@ -16555,6 +18710,48 @@
           <w:p/>
         </w:tc>
       </w:tr>
+      <w:tr>
+        <w:tc>
+          <w:tcPr>
+            <w:tcW w:w="1750" w:type="dxa"/>
+          </w:tcPr>
+          <w:p>
+            <w:r>
+              <w:rPr>
+                <w:rFonts w:ascii="Consolas" w:hAnsi="Consolas"/>
+                <w:sz w:val="16"/>
+              </w:rPr>
+              <w:t xml:space="preserve">DISEASE/Gas gangrene/CanInfect</w:t>
+            </w:r>
+          </w:p>
+        </w:tc>
+        <w:tc>
+          <w:tcPr>
+            <w:tcW w:w="1250" w:type="dxa"/>
+          </w:tcPr>
+          <w:p>
+            <w:r>
+              <w:t xml:space="preserve">Can infect (game simplification)</w:t>
+            </w:r>
+          </w:p>
+        </w:tc>
+        <w:tc>
+          <w:tcPr>
+            <w:tcW w:w="4360" w:type="dxa"/>
+          </w:tcPr>
+          <w:p>
+            <w:r>
+              <w:t xml:space="preserve">In the game, this disease can damage only: Kidneys, Liver.</w:t>
+            </w:r>
+          </w:p>
+        </w:tc>
+        <w:tc>
+          <w:tcPr>
+            <w:tcW w:w="2000" w:type="dxa"/>
+          </w:tcPr>
+          <w:p/>
+        </w:tc>
+      </w:tr>
     </w:tbl>
     <w:p>
       <w:pPr>
@@ -16855,6 +19052,48 @@
           <w:p/>
         </w:tc>
       </w:tr>
+      <w:tr>
+        <w:tc>
+          <w:tcPr>
+            <w:tcW w:w="1750" w:type="dxa"/>
+          </w:tcPr>
+          <w:p>
+            <w:r>
+              <w:rPr>
+                <w:rFonts w:ascii="Consolas" w:hAnsi="Consolas"/>
+                <w:sz w:val="16"/>
+              </w:rPr>
+              <w:t xml:space="preserve">DISEASE/Syphilis/CanInfect</w:t>
+            </w:r>
+          </w:p>
+        </w:tc>
+        <w:tc>
+          <w:tcPr>
+            <w:tcW w:w="1250" w:type="dxa"/>
+          </w:tcPr>
+          <w:p>
+            <w:r>
+              <w:t xml:space="preserve">Can infect (game simplification)</w:t>
+            </w:r>
+          </w:p>
+        </w:tc>
+        <w:tc>
+          <w:tcPr>
+            <w:tcW w:w="4360" w:type="dxa"/>
+          </w:tcPr>
+          <w:p>
+            <w:r>
+              <w:t xml:space="preserve">In the game, this disease can damage only: Brain, Heart.</w:t>
+            </w:r>
+          </w:p>
+        </w:tc>
+        <w:tc>
+          <w:tcPr>
+            <w:tcW w:w="2000" w:type="dxa"/>
+          </w:tcPr>
+          <w:p/>
+        </w:tc>
+      </w:tr>
     </w:tbl>
     <w:p>
       <w:pPr>
@@ -17155,6 +19394,48 @@
           <w:p/>
         </w:tc>
       </w:tr>
+      <w:tr>
+        <w:tc>
+          <w:tcPr>
+            <w:tcW w:w="1750" w:type="dxa"/>
+          </w:tcPr>
+          <w:p>
+            <w:r>
+              <w:rPr>
+                <w:rFonts w:ascii="Consolas" w:hAnsi="Consolas"/>
+                <w:sz w:val="16"/>
+              </w:rPr>
+              <w:t xml:space="preserve">DISEASE/Brucellosis/CanInfect</w:t>
+            </w:r>
+          </w:p>
+        </w:tc>
+        <w:tc>
+          <w:tcPr>
+            <w:tcW w:w="1250" w:type="dxa"/>
+          </w:tcPr>
+          <w:p>
+            <w:r>
+              <w:t xml:space="preserve">Can infect (game simplification)</w:t>
+            </w:r>
+          </w:p>
+        </w:tc>
+        <w:tc>
+          <w:tcPr>
+            <w:tcW w:w="4360" w:type="dxa"/>
+          </w:tcPr>
+          <w:p>
+            <w:r>
+              <w:t xml:space="preserve">In the game, this disease can damage only: Spleen, Liver.</w:t>
+            </w:r>
+          </w:p>
+        </w:tc>
+        <w:tc>
+          <w:tcPr>
+            <w:tcW w:w="2000" w:type="dxa"/>
+          </w:tcPr>
+          <w:p/>
+        </w:tc>
+      </w:tr>
     </w:tbl>
     <w:p>
       <w:pPr>
@@ -17497,6 +19778,48 @@
           <w:p/>
         </w:tc>
       </w:tr>
+      <w:tr>
+        <w:tc>
+          <w:tcPr>
+            <w:tcW w:w="1750" w:type="dxa"/>
+          </w:tcPr>
+          <w:p>
+            <w:r>
+              <w:rPr>
+                <w:rFonts w:ascii="Consolas" w:hAnsi="Consolas"/>
+                <w:sz w:val="16"/>
+              </w:rPr>
+              <w:t xml:space="preserve">DISEASE/Cold sore/CanInfect</w:t>
+            </w:r>
+          </w:p>
+        </w:tc>
+        <w:tc>
+          <w:tcPr>
+            <w:tcW w:w="1250" w:type="dxa"/>
+          </w:tcPr>
+          <w:p>
+            <w:r>
+              <w:t xml:space="preserve">Can infect (game simplification)</w:t>
+            </w:r>
+          </w:p>
+        </w:tc>
+        <w:tc>
+          <w:tcPr>
+            <w:tcW w:w="4360" w:type="dxa"/>
+          </w:tcPr>
+          <w:p>
+            <w:r>
+              <w:t xml:space="preserve">In the game, this disease can damage only: Brain.</w:t>
+            </w:r>
+          </w:p>
+        </w:tc>
+        <w:tc>
+          <w:tcPr>
+            <w:tcW w:w="2000" w:type="dxa"/>
+          </w:tcPr>
+          <w:p/>
+        </w:tc>
+      </w:tr>
     </w:tbl>
     <w:p>
       <w:pPr>
@@ -17797,6 +20120,48 @@
           <w:p/>
         </w:tc>
       </w:tr>
+      <w:tr>
+        <w:tc>
+          <w:tcPr>
+            <w:tcW w:w="1750" w:type="dxa"/>
+          </w:tcPr>
+          <w:p>
+            <w:r>
+              <w:rPr>
+                <w:rFonts w:ascii="Consolas" w:hAnsi="Consolas"/>
+                <w:sz w:val="16"/>
+              </w:rPr>
+              <w:t xml:space="preserve">DISEASE/Human papillomavirus/CanInfect</w:t>
+            </w:r>
+          </w:p>
+        </w:tc>
+        <w:tc>
+          <w:tcPr>
+            <w:tcW w:w="1250" w:type="dxa"/>
+          </w:tcPr>
+          <w:p>
+            <w:r>
+              <w:t xml:space="preserve">Can infect (game simplification)</w:t>
+            </w:r>
+          </w:p>
+        </w:tc>
+        <w:tc>
+          <w:tcPr>
+            <w:tcW w:w="4360" w:type="dxa"/>
+          </w:tcPr>
+          <w:p>
+            <w:r>
+              <w:t xml:space="preserve">In the game, this disease can damage only: Liver.</w:t>
+            </w:r>
+          </w:p>
+        </w:tc>
+        <w:tc>
+          <w:tcPr>
+            <w:tcW w:w="2000" w:type="dxa"/>
+          </w:tcPr>
+          <w:p/>
+        </w:tc>
+      </w:tr>
     </w:tbl>
     <w:p>
       <w:pPr>
@@ -18097,6 +20462,48 @@
           <w:p/>
         </w:tc>
       </w:tr>
+      <w:tr>
+        <w:tc>
+          <w:tcPr>
+            <w:tcW w:w="1750" w:type="dxa"/>
+          </w:tcPr>
+          <w:p>
+            <w:r>
+              <w:rPr>
+                <w:rFonts w:ascii="Consolas" w:hAnsi="Consolas"/>
+                <w:sz w:val="16"/>
+              </w:rPr>
+              <w:t xml:space="preserve">DISEASE/Ebola/CanInfect</w:t>
+            </w:r>
+          </w:p>
+        </w:tc>
+        <w:tc>
+          <w:tcPr>
+            <w:tcW w:w="1250" w:type="dxa"/>
+          </w:tcPr>
+          <w:p>
+            <w:r>
+              <w:t xml:space="preserve">Can infect (game simplification)</w:t>
+            </w:r>
+          </w:p>
+        </w:tc>
+        <w:tc>
+          <w:tcPr>
+            <w:tcW w:w="4360" w:type="dxa"/>
+          </w:tcPr>
+          <w:p>
+            <w:r>
+              <w:t xml:space="preserve">In the game, this disease can damage only: Liver, Spleen.</w:t>
+            </w:r>
+          </w:p>
+        </w:tc>
+        <w:tc>
+          <w:tcPr>
+            <w:tcW w:w="2000" w:type="dxa"/>
+          </w:tcPr>
+          <w:p/>
+        </w:tc>
+      </w:tr>
     </w:tbl>
     <w:p>
       <w:pPr>
@@ -18397,6 +20804,48 @@
           <w:p/>
         </w:tc>
       </w:tr>
+      <w:tr>
+        <w:tc>
+          <w:tcPr>
+            <w:tcW w:w="1750" w:type="dxa"/>
+          </w:tcPr>
+          <w:p>
+            <w:r>
+              <w:rPr>
+                <w:rFonts w:ascii="Consolas" w:hAnsi="Consolas"/>
+                <w:sz w:val="16"/>
+              </w:rPr>
+              <w:t xml:space="preserve">DISEASE/Anthrax/CanInfect</w:t>
+            </w:r>
+          </w:p>
+        </w:tc>
+        <w:tc>
+          <w:tcPr>
+            <w:tcW w:w="1250" w:type="dxa"/>
+          </w:tcPr>
+          <w:p>
+            <w:r>
+              <w:t xml:space="preserve">Can infect (game simplification)</w:t>
+            </w:r>
+          </w:p>
+        </w:tc>
+        <w:tc>
+          <w:tcPr>
+            <w:tcW w:w="4360" w:type="dxa"/>
+          </w:tcPr>
+          <w:p>
+            <w:r>
+              <w:t xml:space="preserve">In the game, this disease can damage only: Lungs.</w:t>
+            </w:r>
+          </w:p>
+        </w:tc>
+        <w:tc>
+          <w:tcPr>
+            <w:tcW w:w="2000" w:type="dxa"/>
+          </w:tcPr>
+          <w:p/>
+        </w:tc>
+      </w:tr>
     </w:tbl>
     <w:p>
       <w:pPr>
@@ -18697,6 +21146,48 @@
           <w:p/>
         </w:tc>
       </w:tr>
+      <w:tr>
+        <w:tc>
+          <w:tcPr>
+            <w:tcW w:w="1750" w:type="dxa"/>
+          </w:tcPr>
+          <w:p>
+            <w:r>
+              <w:rPr>
+                <w:rFonts w:ascii="Consolas" w:hAnsi="Consolas"/>
+                <w:sz w:val="16"/>
+              </w:rPr>
+              <w:t xml:space="preserve">DISEASE/Hookworm/CanInfect</w:t>
+            </w:r>
+          </w:p>
+        </w:tc>
+        <w:tc>
+          <w:tcPr>
+            <w:tcW w:w="1250" w:type="dxa"/>
+          </w:tcPr>
+          <w:p>
+            <w:r>
+              <w:t xml:space="preserve">Can infect (game simplification)</w:t>
+            </w:r>
+          </w:p>
+        </w:tc>
+        <w:tc>
+          <w:tcPr>
+            <w:tcW w:w="4360" w:type="dxa"/>
+          </w:tcPr>
+          <w:p>
+            <w:r>
+              <w:t xml:space="preserve">In the game, this disease can damage only: Bone Marrow.</w:t>
+            </w:r>
+          </w:p>
+        </w:tc>
+        <w:tc>
+          <w:tcPr>
+            <w:tcW w:w="2000" w:type="dxa"/>
+          </w:tcPr>
+          <w:p/>
+        </w:tc>
+      </w:tr>
     </w:tbl>
     <w:p>
       <w:pPr>
@@ -18997,6 +21488,48 @@
           <w:p/>
         </w:tc>
       </w:tr>
+      <w:tr>
+        <w:tc>
+          <w:tcPr>
+            <w:tcW w:w="1750" w:type="dxa"/>
+          </w:tcPr>
+          <w:p>
+            <w:r>
+              <w:rPr>
+                <w:rFonts w:ascii="Consolas" w:hAnsi="Consolas"/>
+                <w:sz w:val="16"/>
+              </w:rPr>
+              <w:t xml:space="preserve">DISEASE/Schistosomiasis/CanInfect</w:t>
+            </w:r>
+          </w:p>
+        </w:tc>
+        <w:tc>
+          <w:tcPr>
+            <w:tcW w:w="1250" w:type="dxa"/>
+          </w:tcPr>
+          <w:p>
+            <w:r>
+              <w:t xml:space="preserve">Can infect (game simplification)</w:t>
+            </w:r>
+          </w:p>
+        </w:tc>
+        <w:tc>
+          <w:tcPr>
+            <w:tcW w:w="4360" w:type="dxa"/>
+          </w:tcPr>
+          <w:p>
+            <w:r>
+              <w:t xml:space="preserve">In the game, this disease can damage only: Liver, Spleen.</w:t>
+            </w:r>
+          </w:p>
+        </w:tc>
+        <w:tc>
+          <w:tcPr>
+            <w:tcW w:w="2000" w:type="dxa"/>
+          </w:tcPr>
+          <w:p/>
+        </w:tc>
+      </w:tr>
     </w:tbl>
     <w:p>
       <w:pPr>
@@ -19297,6 +21830,48 @@
           <w:p/>
         </w:tc>
       </w:tr>
+      <w:tr>
+        <w:tc>
+          <w:tcPr>
+            <w:tcW w:w="1750" w:type="dxa"/>
+          </w:tcPr>
+          <w:p>
+            <w:r>
+              <w:rPr>
+                <w:rFonts w:ascii="Consolas" w:hAnsi="Consolas"/>
+                <w:sz w:val="16"/>
+              </w:rPr>
+              <w:t xml:space="preserve">DISEASE/Guinea worm/CanInfect</w:t>
+            </w:r>
+          </w:p>
+        </w:tc>
+        <w:tc>
+          <w:tcPr>
+            <w:tcW w:w="1250" w:type="dxa"/>
+          </w:tcPr>
+          <w:p>
+            <w:r>
+              <w:t xml:space="preserve">Can infect (game simplification)</w:t>
+            </w:r>
+          </w:p>
+        </w:tc>
+        <w:tc>
+          <w:tcPr>
+            <w:tcW w:w="4360" w:type="dxa"/>
+          </w:tcPr>
+          <w:p>
+            <w:r>
+              <w:t xml:space="preserve">In the game, this disease can damage only: Bone Marrow.</w:t>
+            </w:r>
+          </w:p>
+        </w:tc>
+        <w:tc>
+          <w:tcPr>
+            <w:tcW w:w="2000" w:type="dxa"/>
+          </w:tcPr>
+          <w:p/>
+        </w:tc>
+      </w:tr>
     </w:tbl>
     <w:p>
       <w:pPr>
@@ -19597,6 +22172,48 @@
           <w:p/>
         </w:tc>
       </w:tr>
+      <w:tr>
+        <w:tc>
+          <w:tcPr>
+            <w:tcW w:w="1750" w:type="dxa"/>
+          </w:tcPr>
+          <w:p>
+            <w:r>
+              <w:rPr>
+                <w:rFonts w:ascii="Consolas" w:hAnsi="Consolas"/>
+                <w:sz w:val="16"/>
+              </w:rPr>
+              <w:t xml:space="preserve">DISEASE/Histoplasmosis/CanInfect</w:t>
+            </w:r>
+          </w:p>
+        </w:tc>
+        <w:tc>
+          <w:tcPr>
+            <w:tcW w:w="1250" w:type="dxa"/>
+          </w:tcPr>
+          <w:p>
+            <w:r>
+              <w:t xml:space="preserve">Can infect (game simplification)</w:t>
+            </w:r>
+          </w:p>
+        </w:tc>
+        <w:tc>
+          <w:tcPr>
+            <w:tcW w:w="4360" w:type="dxa"/>
+          </w:tcPr>
+          <w:p>
+            <w:r>
+              <w:t xml:space="preserve">In the game, this disease can damage only: Lungs, Spleen.</w:t>
+            </w:r>
+          </w:p>
+        </w:tc>
+        <w:tc>
+          <w:tcPr>
+            <w:tcW w:w="2000" w:type="dxa"/>
+          </w:tcPr>
+          <w:p/>
+        </w:tc>
+      </w:tr>
     </w:tbl>
     <w:p>
       <w:pPr>
@@ -19939,6 +22556,48 @@
           <w:p/>
         </w:tc>
       </w:tr>
+      <w:tr>
+        <w:tc>
+          <w:tcPr>
+            <w:tcW w:w="1750" w:type="dxa"/>
+          </w:tcPr>
+          <w:p>
+            <w:r>
+              <w:rPr>
+                <w:rFonts w:ascii="Consolas" w:hAnsi="Consolas"/>
+                <w:sz w:val="16"/>
+              </w:rPr>
+              <w:t xml:space="preserve">DISEASE/Typhoid/CanInfect</w:t>
+            </w:r>
+          </w:p>
+        </w:tc>
+        <w:tc>
+          <w:tcPr>
+            <w:tcW w:w="1250" w:type="dxa"/>
+          </w:tcPr>
+          <w:p>
+            <w:r>
+              <w:t xml:space="preserve">Can infect (game simplification)</w:t>
+            </w:r>
+          </w:p>
+        </w:tc>
+        <w:tc>
+          <w:tcPr>
+            <w:tcW w:w="4360" w:type="dxa"/>
+          </w:tcPr>
+          <w:p>
+            <w:r>
+              <w:t xml:space="preserve">In the game, this disease can damage only: Liver, Spleen.</w:t>
+            </w:r>
+          </w:p>
+        </w:tc>
+        <w:tc>
+          <w:tcPr>
+            <w:tcW w:w="2000" w:type="dxa"/>
+          </w:tcPr>
+          <w:p/>
+        </w:tc>
+      </w:tr>
     </w:tbl>
     <w:p>
       <w:pPr>
@@ -20281,6 +22940,48 @@
           <w:p/>
         </w:tc>
       </w:tr>
+      <w:tr>
+        <w:tc>
+          <w:tcPr>
+            <w:tcW w:w="1750" w:type="dxa"/>
+          </w:tcPr>
+          <w:p>
+            <w:r>
+              <w:rPr>
+                <w:rFonts w:ascii="Consolas" w:hAnsi="Consolas"/>
+                <w:sz w:val="16"/>
+              </w:rPr>
+              <w:t xml:space="preserve">DISEASE/Cholera/CanInfect</w:t>
+            </w:r>
+          </w:p>
+        </w:tc>
+        <w:tc>
+          <w:tcPr>
+            <w:tcW w:w="1250" w:type="dxa"/>
+          </w:tcPr>
+          <w:p>
+            <w:r>
+              <w:t xml:space="preserve">Can infect (game simplification)</w:t>
+            </w:r>
+          </w:p>
+        </w:tc>
+        <w:tc>
+          <w:tcPr>
+            <w:tcW w:w="4360" w:type="dxa"/>
+          </w:tcPr>
+          <w:p>
+            <w:r>
+              <w:t xml:space="preserve">In the game, this disease can damage only: Kidneys.</w:t>
+            </w:r>
+          </w:p>
+        </w:tc>
+        <w:tc>
+          <w:tcPr>
+            <w:tcW w:w="2000" w:type="dxa"/>
+          </w:tcPr>
+          <w:p/>
+        </w:tc>
+      </w:tr>
     </w:tbl>
     <w:p>
       <w:pPr>
@@ -20623,6 +23324,48 @@
           <w:p/>
         </w:tc>
       </w:tr>
+      <w:tr>
+        <w:tc>
+          <w:tcPr>
+            <w:tcW w:w="1750" w:type="dxa"/>
+          </w:tcPr>
+          <w:p>
+            <w:r>
+              <w:rPr>
+                <w:rFonts w:ascii="Consolas" w:hAnsi="Consolas"/>
+                <w:sz w:val="16"/>
+              </w:rPr>
+              <w:t xml:space="preserve">DISEASE/Dysentery/CanInfect</w:t>
+            </w:r>
+          </w:p>
+        </w:tc>
+        <w:tc>
+          <w:tcPr>
+            <w:tcW w:w="1250" w:type="dxa"/>
+          </w:tcPr>
+          <w:p>
+            <w:r>
+              <w:t xml:space="preserve">Can infect (game simplification)</w:t>
+            </w:r>
+          </w:p>
+        </w:tc>
+        <w:tc>
+          <w:tcPr>
+            <w:tcW w:w="4360" w:type="dxa"/>
+          </w:tcPr>
+          <w:p>
+            <w:r>
+              <w:t xml:space="preserve">In the game, this disease can damage only: Kidneys.</w:t>
+            </w:r>
+          </w:p>
+        </w:tc>
+        <w:tc>
+          <w:tcPr>
+            <w:tcW w:w="2000" w:type="dxa"/>
+          </w:tcPr>
+          <w:p/>
+        </w:tc>
+      </w:tr>
     </w:tbl>
     <w:p>
       <w:pPr>
@@ -20965,6 +23708,48 @@
           <w:p/>
         </w:tc>
       </w:tr>
+      <w:tr>
+        <w:tc>
+          <w:tcPr>
+            <w:tcW w:w="1750" w:type="dxa"/>
+          </w:tcPr>
+          <w:p>
+            <w:r>
+              <w:rPr>
+                <w:rFonts w:ascii="Consolas" w:hAnsi="Consolas"/>
+                <w:sz w:val="16"/>
+              </w:rPr>
+              <w:t xml:space="preserve">DISEASE/Food poisoning/CanInfect</w:t>
+            </w:r>
+          </w:p>
+        </w:tc>
+        <w:tc>
+          <w:tcPr>
+            <w:tcW w:w="1250" w:type="dxa"/>
+          </w:tcPr>
+          <w:p>
+            <w:r>
+              <w:t xml:space="preserve">Can infect (game simplification)</w:t>
+            </w:r>
+          </w:p>
+        </w:tc>
+        <w:tc>
+          <w:tcPr>
+            <w:tcW w:w="4360" w:type="dxa"/>
+          </w:tcPr>
+          <w:p>
+            <w:r>
+              <w:t xml:space="preserve">In the game, this disease can damage only: Kidneys.</w:t>
+            </w:r>
+          </w:p>
+        </w:tc>
+        <w:tc>
+          <w:tcPr>
+            <w:tcW w:w="2000" w:type="dxa"/>
+          </w:tcPr>
+          <w:p/>
+        </w:tc>
+      </w:tr>
     </w:tbl>
     <w:p>
       <w:pPr>
@@ -21265,6 +24050,48 @@
           <w:p/>
         </w:tc>
       </w:tr>
+      <w:tr>
+        <w:tc>
+          <w:tcPr>
+            <w:tcW w:w="1750" w:type="dxa"/>
+          </w:tcPr>
+          <w:p>
+            <w:r>
+              <w:rPr>
+                <w:rFonts w:ascii="Consolas" w:hAnsi="Consolas"/>
+                <w:sz w:val="16"/>
+              </w:rPr>
+              <w:t xml:space="preserve">DISEASE/Listeria/CanInfect</w:t>
+            </w:r>
+          </w:p>
+        </w:tc>
+        <w:tc>
+          <w:tcPr>
+            <w:tcW w:w="1250" w:type="dxa"/>
+          </w:tcPr>
+          <w:p>
+            <w:r>
+              <w:t xml:space="preserve">Can infect (game simplification)</w:t>
+            </w:r>
+          </w:p>
+        </w:tc>
+        <w:tc>
+          <w:tcPr>
+            <w:tcW w:w="4360" w:type="dxa"/>
+          </w:tcPr>
+          <w:p>
+            <w:r>
+              <w:t xml:space="preserve">In the game, this disease can damage only: Brain.</w:t>
+            </w:r>
+          </w:p>
+        </w:tc>
+        <w:tc>
+          <w:tcPr>
+            <w:tcW w:w="2000" w:type="dxa"/>
+          </w:tcPr>
+          <w:p/>
+        </w:tc>
+      </w:tr>
     </w:tbl>
     <w:p>
       <w:pPr>
@@ -21565,6 +24392,48 @@
           <w:p/>
         </w:tc>
       </w:tr>
+      <w:tr>
+        <w:tc>
+          <w:tcPr>
+            <w:tcW w:w="1750" w:type="dxa"/>
+          </w:tcPr>
+          <w:p>
+            <w:r>
+              <w:rPr>
+                <w:rFonts w:ascii="Consolas" w:hAnsi="Consolas"/>
+                <w:sz w:val="16"/>
+              </w:rPr>
+              <w:t xml:space="preserve">DISEASE/Stomach ulcer (H. pylori)/CanInfect</w:t>
+            </w:r>
+          </w:p>
+        </w:tc>
+        <w:tc>
+          <w:tcPr>
+            <w:tcW w:w="1250" w:type="dxa"/>
+          </w:tcPr>
+          <w:p>
+            <w:r>
+              <w:t xml:space="preserve">Can infect (game simplification)</w:t>
+            </w:r>
+          </w:p>
+        </w:tc>
+        <w:tc>
+          <w:tcPr>
+            <w:tcW w:w="4360" w:type="dxa"/>
+          </w:tcPr>
+          <w:p>
+            <w:r>
+              <w:t xml:space="preserve">In the game, this disease can damage only: Liver.</w:t>
+            </w:r>
+          </w:p>
+        </w:tc>
+        <w:tc>
+          <w:tcPr>
+            <w:tcW w:w="2000" w:type="dxa"/>
+          </w:tcPr>
+          <w:p/>
+        </w:tc>
+      </w:tr>
     </w:tbl>
     <w:p>
       <w:pPr>
@@ -21907,6 +24776,48 @@
           <w:p/>
         </w:tc>
       </w:tr>
+      <w:tr>
+        <w:tc>
+          <w:tcPr>
+            <w:tcW w:w="1750" w:type="dxa"/>
+          </w:tcPr>
+          <w:p>
+            <w:r>
+              <w:rPr>
+                <w:rFonts w:ascii="Consolas" w:hAnsi="Consolas"/>
+                <w:sz w:val="16"/>
+              </w:rPr>
+              <w:t xml:space="preserve">DISEASE/Rotavirus/CanInfect</w:t>
+            </w:r>
+          </w:p>
+        </w:tc>
+        <w:tc>
+          <w:tcPr>
+            <w:tcW w:w="1250" w:type="dxa"/>
+          </w:tcPr>
+          <w:p>
+            <w:r>
+              <w:t xml:space="preserve">Can infect (game simplification)</w:t>
+            </w:r>
+          </w:p>
+        </w:tc>
+        <w:tc>
+          <w:tcPr>
+            <w:tcW w:w="4360" w:type="dxa"/>
+          </w:tcPr>
+          <w:p>
+            <w:r>
+              <w:t xml:space="preserve">In the game, this disease can damage only: Kidneys.</w:t>
+            </w:r>
+          </w:p>
+        </w:tc>
+        <w:tc>
+          <w:tcPr>
+            <w:tcW w:w="2000" w:type="dxa"/>
+          </w:tcPr>
+          <w:p/>
+        </w:tc>
+      </w:tr>
     </w:tbl>
     <w:p>
       <w:pPr>
@@ -22249,6 +25160,48 @@
           <w:p/>
         </w:tc>
       </w:tr>
+      <w:tr>
+        <w:tc>
+          <w:tcPr>
+            <w:tcW w:w="1750" w:type="dxa"/>
+          </w:tcPr>
+          <w:p>
+            <w:r>
+              <w:rPr>
+                <w:rFonts w:ascii="Consolas" w:hAnsi="Consolas"/>
+                <w:sz w:val="16"/>
+              </w:rPr>
+              <w:t xml:space="preserve">DISEASE/Hepatitis A/CanInfect</w:t>
+            </w:r>
+          </w:p>
+        </w:tc>
+        <w:tc>
+          <w:tcPr>
+            <w:tcW w:w="1250" w:type="dxa"/>
+          </w:tcPr>
+          <w:p>
+            <w:r>
+              <w:t xml:space="preserve">Can infect (game simplification)</w:t>
+            </w:r>
+          </w:p>
+        </w:tc>
+        <w:tc>
+          <w:tcPr>
+            <w:tcW w:w="4360" w:type="dxa"/>
+          </w:tcPr>
+          <w:p>
+            <w:r>
+              <w:t xml:space="preserve">In the game, this disease can damage only: Liver.</w:t>
+            </w:r>
+          </w:p>
+        </w:tc>
+        <w:tc>
+          <w:tcPr>
+            <w:tcW w:w="2000" w:type="dxa"/>
+          </w:tcPr>
+          <w:p/>
+        </w:tc>
+      </w:tr>
     </w:tbl>
     <w:p>
       <w:pPr>
@@ -22591,6 +25544,48 @@
           <w:p/>
         </w:tc>
       </w:tr>
+      <w:tr>
+        <w:tc>
+          <w:tcPr>
+            <w:tcW w:w="1750" w:type="dxa"/>
+          </w:tcPr>
+          <w:p>
+            <w:r>
+              <w:rPr>
+                <w:rFonts w:ascii="Consolas" w:hAnsi="Consolas"/>
+                <w:sz w:val="16"/>
+              </w:rPr>
+              <w:t xml:space="preserve">DISEASE/Hepatitis E/CanInfect</w:t>
+            </w:r>
+          </w:p>
+        </w:tc>
+        <w:tc>
+          <w:tcPr>
+            <w:tcW w:w="1250" w:type="dxa"/>
+          </w:tcPr>
+          <w:p>
+            <w:r>
+              <w:t xml:space="preserve">Can infect (game simplification)</w:t>
+            </w:r>
+          </w:p>
+        </w:tc>
+        <w:tc>
+          <w:tcPr>
+            <w:tcW w:w="4360" w:type="dxa"/>
+          </w:tcPr>
+          <w:p>
+            <w:r>
+              <w:t xml:space="preserve">In the game, this disease can damage only: Liver.</w:t>
+            </w:r>
+          </w:p>
+        </w:tc>
+        <w:tc>
+          <w:tcPr>
+            <w:tcW w:w="2000" w:type="dxa"/>
+          </w:tcPr>
+          <w:p/>
+        </w:tc>
+      </w:tr>
     </w:tbl>
     <w:p>
       <w:pPr>
@@ -22933,6 +25928,48 @@
           <w:p/>
         </w:tc>
       </w:tr>
+      <w:tr>
+        <w:tc>
+          <w:tcPr>
+            <w:tcW w:w="1750" w:type="dxa"/>
+          </w:tcPr>
+          <w:p>
+            <w:r>
+              <w:rPr>
+                <w:rFonts w:ascii="Consolas" w:hAnsi="Consolas"/>
+                <w:sz w:val="16"/>
+              </w:rPr>
+              <w:t xml:space="preserve">DISEASE/Norovirus/CanInfect</w:t>
+            </w:r>
+          </w:p>
+        </w:tc>
+        <w:tc>
+          <w:tcPr>
+            <w:tcW w:w="1250" w:type="dxa"/>
+          </w:tcPr>
+          <w:p>
+            <w:r>
+              <w:t xml:space="preserve">Can infect (game simplification)</w:t>
+            </w:r>
+          </w:p>
+        </w:tc>
+        <w:tc>
+          <w:tcPr>
+            <w:tcW w:w="4360" w:type="dxa"/>
+          </w:tcPr>
+          <w:p>
+            <w:r>
+              <w:t xml:space="preserve">In the game, this disease can damage only: Kidneys.</w:t>
+            </w:r>
+          </w:p>
+        </w:tc>
+        <w:tc>
+          <w:tcPr>
+            <w:tcW w:w="2000" w:type="dxa"/>
+          </w:tcPr>
+          <w:p/>
+        </w:tc>
+      </w:tr>
     </w:tbl>
     <w:p>
       <w:pPr>
@@ -23275,6 +26312,48 @@
           <w:p/>
         </w:tc>
       </w:tr>
+      <w:tr>
+        <w:tc>
+          <w:tcPr>
+            <w:tcW w:w="1750" w:type="dxa"/>
+          </w:tcPr>
+          <w:p>
+            <w:r>
+              <w:rPr>
+                <w:rFonts w:ascii="Consolas" w:hAnsi="Consolas"/>
+                <w:sz w:val="16"/>
+              </w:rPr>
+              <w:t xml:space="preserve">DISEASE/Polio/CanInfect</w:t>
+            </w:r>
+          </w:p>
+        </w:tc>
+        <w:tc>
+          <w:tcPr>
+            <w:tcW w:w="1250" w:type="dxa"/>
+          </w:tcPr>
+          <w:p>
+            <w:r>
+              <w:t xml:space="preserve">Can infect (game simplification)</w:t>
+            </w:r>
+          </w:p>
+        </w:tc>
+        <w:tc>
+          <w:tcPr>
+            <w:tcW w:w="4360" w:type="dxa"/>
+          </w:tcPr>
+          <w:p>
+            <w:r>
+              <w:t xml:space="preserve">In the game, this disease can damage only: Brain.</w:t>
+            </w:r>
+          </w:p>
+        </w:tc>
+        <w:tc>
+          <w:tcPr>
+            <w:tcW w:w="2000" w:type="dxa"/>
+          </w:tcPr>
+          <w:p/>
+        </w:tc>
+      </w:tr>
     </w:tbl>
     <w:p>
       <w:pPr>
@@ -23575,6 +26654,48 @@
           <w:p/>
         </w:tc>
       </w:tr>
+      <w:tr>
+        <w:tc>
+          <w:tcPr>
+            <w:tcW w:w="1750" w:type="dxa"/>
+          </w:tcPr>
+          <w:p>
+            <w:r>
+              <w:rPr>
+                <w:rFonts w:ascii="Consolas" w:hAnsi="Consolas"/>
+                <w:sz w:val="16"/>
+              </w:rPr>
+              <w:t xml:space="preserve">DISEASE/Botulism/CanInfect</w:t>
+            </w:r>
+          </w:p>
+        </w:tc>
+        <w:tc>
+          <w:tcPr>
+            <w:tcW w:w="1250" w:type="dxa"/>
+          </w:tcPr>
+          <w:p>
+            <w:r>
+              <w:t xml:space="preserve">Can infect (game simplification)</w:t>
+            </w:r>
+          </w:p>
+        </w:tc>
+        <w:tc>
+          <w:tcPr>
+            <w:tcW w:w="4360" w:type="dxa"/>
+          </w:tcPr>
+          <w:p>
+            <w:r>
+              <w:t xml:space="preserve">In the game, this disease can damage only: Brain.</w:t>
+            </w:r>
+          </w:p>
+        </w:tc>
+        <w:tc>
+          <w:tcPr>
+            <w:tcW w:w="2000" w:type="dxa"/>
+          </w:tcPr>
+          <w:p/>
+        </w:tc>
+      </w:tr>
     </w:tbl>
     <w:p>
       <w:pPr>
@@ -23875,6 +26996,48 @@
           <w:p/>
         </w:tc>
       </w:tr>
+      <w:tr>
+        <w:tc>
+          <w:tcPr>
+            <w:tcW w:w="1750" w:type="dxa"/>
+          </w:tcPr>
+          <w:p>
+            <w:r>
+              <w:rPr>
+                <w:rFonts w:ascii="Consolas" w:hAnsi="Consolas"/>
+                <w:sz w:val="16"/>
+              </w:rPr>
+              <w:t xml:space="preserve">DISEASE/Shiga toxin (E. coli O157)/CanInfect</w:t>
+            </w:r>
+          </w:p>
+        </w:tc>
+        <w:tc>
+          <w:tcPr>
+            <w:tcW w:w="1250" w:type="dxa"/>
+          </w:tcPr>
+          <w:p>
+            <w:r>
+              <w:t xml:space="preserve">Can infect (game simplification)</w:t>
+            </w:r>
+          </w:p>
+        </w:tc>
+        <w:tc>
+          <w:tcPr>
+            <w:tcW w:w="4360" w:type="dxa"/>
+          </w:tcPr>
+          <w:p>
+            <w:r>
+              <w:t xml:space="preserve">In the game, this disease can damage only: Kidneys.</w:t>
+            </w:r>
+          </w:p>
+        </w:tc>
+        <w:tc>
+          <w:tcPr>
+            <w:tcW w:w="2000" w:type="dxa"/>
+          </w:tcPr>
+          <w:p/>
+        </w:tc>
+      </w:tr>
     </w:tbl>
     <w:p>
       <w:pPr>
@@ -24175,6 +27338,48 @@
           <w:p/>
         </w:tc>
       </w:tr>
+      <w:tr>
+        <w:tc>
+          <w:tcPr>
+            <w:tcW w:w="1750" w:type="dxa"/>
+          </w:tcPr>
+          <w:p>
+            <w:r>
+              <w:rPr>
+                <w:rFonts w:ascii="Consolas" w:hAnsi="Consolas"/>
+                <w:sz w:val="16"/>
+              </w:rPr>
+              <w:t xml:space="preserve">DISEASE/Roundworm/CanInfect</w:t>
+            </w:r>
+          </w:p>
+        </w:tc>
+        <w:tc>
+          <w:tcPr>
+            <w:tcW w:w="1250" w:type="dxa"/>
+          </w:tcPr>
+          <w:p>
+            <w:r>
+              <w:t xml:space="preserve">Can infect (game simplification)</w:t>
+            </w:r>
+          </w:p>
+        </w:tc>
+        <w:tc>
+          <w:tcPr>
+            <w:tcW w:w="4360" w:type="dxa"/>
+          </w:tcPr>
+          <w:p>
+            <w:r>
+              <w:t xml:space="preserve">In the game, this disease can damage only: Lungs, Liver.</w:t>
+            </w:r>
+          </w:p>
+        </w:tc>
+        <w:tc>
+          <w:tcPr>
+            <w:tcW w:w="2000" w:type="dxa"/>
+          </w:tcPr>
+          <w:p/>
+        </w:tc>
+      </w:tr>
     </w:tbl>
     <w:p>
       <w:pPr>
@@ -24475,6 +27680,48 @@
           <w:p/>
         </w:tc>
       </w:tr>
+      <w:tr>
+        <w:tc>
+          <w:tcPr>
+            <w:tcW w:w="1750" w:type="dxa"/>
+          </w:tcPr>
+          <w:p>
+            <w:r>
+              <w:rPr>
+                <w:rFonts w:ascii="Consolas" w:hAnsi="Consolas"/>
+                <w:sz w:val="16"/>
+              </w:rPr>
+              <w:t xml:space="preserve">DISEASE/Tapeworm/CanInfect</w:t>
+            </w:r>
+          </w:p>
+        </w:tc>
+        <w:tc>
+          <w:tcPr>
+            <w:tcW w:w="1250" w:type="dxa"/>
+          </w:tcPr>
+          <w:p>
+            <w:r>
+              <w:t xml:space="preserve">Can infect (game simplification)</w:t>
+            </w:r>
+          </w:p>
+        </w:tc>
+        <w:tc>
+          <w:tcPr>
+            <w:tcW w:w="4360" w:type="dxa"/>
+          </w:tcPr>
+          <w:p>
+            <w:r>
+              <w:t xml:space="preserve">In the game, this disease can damage only: Brain.</w:t>
+            </w:r>
+          </w:p>
+        </w:tc>
+        <w:tc>
+          <w:tcPr>
+            <w:tcW w:w="2000" w:type="dxa"/>
+          </w:tcPr>
+          <w:p/>
+        </w:tc>
+      </w:tr>
     </w:tbl>
     <w:p>
       <w:pPr>
@@ -24775,6 +28022,48 @@
           <w:p/>
         </w:tc>
       </w:tr>
+      <w:tr>
+        <w:tc>
+          <w:tcPr>
+            <w:tcW w:w="1750" w:type="dxa"/>
+          </w:tcPr>
+          <w:p>
+            <w:r>
+              <w:rPr>
+                <w:rFonts w:ascii="Consolas" w:hAnsi="Consolas"/>
+                <w:sz w:val="16"/>
+              </w:rPr>
+              <w:t xml:space="preserve">DISEASE/Whipworm/CanInfect</w:t>
+            </w:r>
+          </w:p>
+        </w:tc>
+        <w:tc>
+          <w:tcPr>
+            <w:tcW w:w="1250" w:type="dxa"/>
+          </w:tcPr>
+          <w:p>
+            <w:r>
+              <w:t xml:space="preserve">Can infect (game simplification)</w:t>
+            </w:r>
+          </w:p>
+        </w:tc>
+        <w:tc>
+          <w:tcPr>
+            <w:tcW w:w="4360" w:type="dxa"/>
+          </w:tcPr>
+          <w:p>
+            <w:r>
+              <w:t xml:space="preserve">In the game, this disease can damage only: Bone Marrow.</w:t>
+            </w:r>
+          </w:p>
+        </w:tc>
+        <w:tc>
+          <w:tcPr>
+            <w:tcW w:w="2000" w:type="dxa"/>
+          </w:tcPr>
+          <w:p/>
+        </w:tc>
+      </w:tr>
     </w:tbl>
     <w:p>
       <w:pPr>
@@ -25075,6 +28364,48 @@
           <w:p/>
         </w:tc>
       </w:tr>
+      <w:tr>
+        <w:tc>
+          <w:tcPr>
+            <w:tcW w:w="1750" w:type="dxa"/>
+          </w:tcPr>
+          <w:p>
+            <w:r>
+              <w:rPr>
+                <w:rFonts w:ascii="Consolas" w:hAnsi="Consolas"/>
+                <w:sz w:val="16"/>
+              </w:rPr>
+              <w:t xml:space="preserve">DISEASE/Amoebiasis/CanInfect</w:t>
+            </w:r>
+          </w:p>
+        </w:tc>
+        <w:tc>
+          <w:tcPr>
+            <w:tcW w:w="1250" w:type="dxa"/>
+          </w:tcPr>
+          <w:p>
+            <w:r>
+              <w:t xml:space="preserve">Can infect (game simplification)</w:t>
+            </w:r>
+          </w:p>
+        </w:tc>
+        <w:tc>
+          <w:tcPr>
+            <w:tcW w:w="4360" w:type="dxa"/>
+          </w:tcPr>
+          <w:p>
+            <w:r>
+              <w:t xml:space="preserve">In the game, this disease can damage only: Liver.</w:t>
+            </w:r>
+          </w:p>
+        </w:tc>
+        <w:tc>
+          <w:tcPr>
+            <w:tcW w:w="2000" w:type="dxa"/>
+          </w:tcPr>
+          <w:p/>
+        </w:tc>
+      </w:tr>
     </w:tbl>
     <w:p>
       <w:pPr>
@@ -25375,6 +28706,48 @@
           <w:p/>
         </w:tc>
       </w:tr>
+      <w:tr>
+        <w:tc>
+          <w:tcPr>
+            <w:tcW w:w="1750" w:type="dxa"/>
+          </w:tcPr>
+          <w:p>
+            <w:r>
+              <w:rPr>
+                <w:rFonts w:ascii="Consolas" w:hAnsi="Consolas"/>
+                <w:sz w:val="16"/>
+              </w:rPr>
+              <w:t xml:space="preserve">DISEASE/Giardia/CanInfect</w:t>
+            </w:r>
+          </w:p>
+        </w:tc>
+        <w:tc>
+          <w:tcPr>
+            <w:tcW w:w="1250" w:type="dxa"/>
+          </w:tcPr>
+          <w:p>
+            <w:r>
+              <w:t xml:space="preserve">Can infect (game simplification)</w:t>
+            </w:r>
+          </w:p>
+        </w:tc>
+        <w:tc>
+          <w:tcPr>
+            <w:tcW w:w="4360" w:type="dxa"/>
+          </w:tcPr>
+          <w:p>
+            <w:r>
+              <w:t xml:space="preserve">In the game, this disease can damage only: Liver.</w:t>
+            </w:r>
+          </w:p>
+        </w:tc>
+        <w:tc>
+          <w:tcPr>
+            <w:tcW w:w="2000" w:type="dxa"/>
+          </w:tcPr>
+          <w:p/>
+        </w:tc>
+      </w:tr>
     </w:tbl>
     <w:p>
       <w:pPr>
@@ -25675,6 +29048,48 @@
           <w:p/>
         </w:tc>
       </w:tr>
+      <w:tr>
+        <w:tc>
+          <w:tcPr>
+            <w:tcW w:w="1750" w:type="dxa"/>
+          </w:tcPr>
+          <w:p>
+            <w:r>
+              <w:rPr>
+                <w:rFonts w:ascii="Consolas" w:hAnsi="Consolas"/>
+                <w:sz w:val="16"/>
+              </w:rPr>
+              <w:t xml:space="preserve">DISEASE/Toxoplasmosis/CanInfect</w:t>
+            </w:r>
+          </w:p>
+        </w:tc>
+        <w:tc>
+          <w:tcPr>
+            <w:tcW w:w="1250" w:type="dxa"/>
+          </w:tcPr>
+          <w:p>
+            <w:r>
+              <w:t xml:space="preserve">Can infect (game simplification)</w:t>
+            </w:r>
+          </w:p>
+        </w:tc>
+        <w:tc>
+          <w:tcPr>
+            <w:tcW w:w="4360" w:type="dxa"/>
+          </w:tcPr>
+          <w:p>
+            <w:r>
+              <w:t xml:space="preserve">In the game, this disease can damage only: Brain.</w:t>
+            </w:r>
+          </w:p>
+        </w:tc>
+        <w:tc>
+          <w:tcPr>
+            <w:tcW w:w="2000" w:type="dxa"/>
+          </w:tcPr>
+          <w:p/>
+        </w:tc>
+      </w:tr>
     </w:tbl>
     <w:p>
       <w:pPr>
@@ -25975,6 +29390,48 @@
           <w:p/>
         </w:tc>
       </w:tr>
+      <w:tr>
+        <w:tc>
+          <w:tcPr>
+            <w:tcW w:w="1750" w:type="dxa"/>
+          </w:tcPr>
+          <w:p>
+            <w:r>
+              <w:rPr>
+                <w:rFonts w:ascii="Consolas" w:hAnsi="Consolas"/>
+                <w:sz w:val="16"/>
+              </w:rPr>
+              <w:t xml:space="preserve">DISEASE/Candida/CanInfect</w:t>
+            </w:r>
+          </w:p>
+        </w:tc>
+        <w:tc>
+          <w:tcPr>
+            <w:tcW w:w="1250" w:type="dxa"/>
+          </w:tcPr>
+          <w:p>
+            <w:r>
+              <w:t xml:space="preserve">Can infect (game simplification)</w:t>
+            </w:r>
+          </w:p>
+        </w:tc>
+        <w:tc>
+          <w:tcPr>
+            <w:tcW w:w="4360" w:type="dxa"/>
+          </w:tcPr>
+          <w:p>
+            <w:r>
+              <w:t xml:space="preserve">In the game, this disease can damage any organ.</w:t>
+            </w:r>
+          </w:p>
+        </w:tc>
+        <w:tc>
+          <w:tcPr>
+            <w:tcW w:w="2000" w:type="dxa"/>
+          </w:tcPr>
+          <w:p/>
+        </w:tc>
+      </w:tr>
     </w:tbl>
     <w:p>
       <w:pPr>
@@ -26275,6 +29732,48 @@
           <w:p/>
         </w:tc>
       </w:tr>
+      <w:tr>
+        <w:tc>
+          <w:tcPr>
+            <w:tcW w:w="1750" w:type="dxa"/>
+          </w:tcPr>
+          <w:p>
+            <w:r>
+              <w:rPr>
+                <w:rFonts w:ascii="Consolas" w:hAnsi="Consolas"/>
+                <w:sz w:val="16"/>
+              </w:rPr>
+              <w:t xml:space="preserve">DISEASE/Scabies/CanInfect</w:t>
+            </w:r>
+          </w:p>
+        </w:tc>
+        <w:tc>
+          <w:tcPr>
+            <w:tcW w:w="1250" w:type="dxa"/>
+          </w:tcPr>
+          <w:p>
+            <w:r>
+              <w:t xml:space="preserve">Can infect (game simplification)</w:t>
+            </w:r>
+          </w:p>
+        </w:tc>
+        <w:tc>
+          <w:tcPr>
+            <w:tcW w:w="4360" w:type="dxa"/>
+          </w:tcPr>
+          <w:p>
+            <w:r>
+              <w:t xml:space="preserve">In the game, this disease can damage only: Bone Marrow.</w:t>
+            </w:r>
+          </w:p>
+        </w:tc>
+        <w:tc>
+          <w:tcPr>
+            <w:tcW w:w="2000" w:type="dxa"/>
+          </w:tcPr>
+          <w:p/>
+        </w:tc>
+      </w:tr>
     </w:tbl>
     <w:p>
       <w:pPr>
@@ -26575,6 +30074,48 @@
           <w:p/>
         </w:tc>
       </w:tr>
+      <w:tr>
+        <w:tc>
+          <w:tcPr>
+            <w:tcW w:w="1750" w:type="dxa"/>
+          </w:tcPr>
+          <w:p>
+            <w:r>
+              <w:rPr>
+                <w:rFonts w:ascii="Consolas" w:hAnsi="Consolas"/>
+                <w:sz w:val="16"/>
+              </w:rPr>
+              <w:t xml:space="preserve">DISEASE/Ringworm/CanInfect</w:t>
+            </w:r>
+          </w:p>
+        </w:tc>
+        <w:tc>
+          <w:tcPr>
+            <w:tcW w:w="1250" w:type="dxa"/>
+          </w:tcPr>
+          <w:p>
+            <w:r>
+              <w:t xml:space="preserve">Can infect (game simplification)</w:t>
+            </w:r>
+          </w:p>
+        </w:tc>
+        <w:tc>
+          <w:tcPr>
+            <w:tcW w:w="4360" w:type="dxa"/>
+          </w:tcPr>
+          <w:p>
+            <w:r>
+              <w:t xml:space="preserve">In the game, this disease can damage only: Lungs.</w:t>
+            </w:r>
+          </w:p>
+        </w:tc>
+        <w:tc>
+          <w:tcPr>
+            <w:tcW w:w="2000" w:type="dxa"/>
+          </w:tcPr>
+          <w:p/>
+        </w:tc>
+      </w:tr>
     </w:tbl>
     <w:p>
       <w:pPr>
@@ -26875,6 +30416,48 @@
           <w:p/>
         </w:tc>
       </w:tr>
+      <w:tr>
+        <w:tc>
+          <w:tcPr>
+            <w:tcW w:w="1750" w:type="dxa"/>
+          </w:tcPr>
+          <w:p>
+            <w:r>
+              <w:rPr>
+                <w:rFonts w:ascii="Consolas" w:hAnsi="Consolas"/>
+                <w:sz w:val="16"/>
+              </w:rPr>
+              <w:t xml:space="preserve">DISEASE/Impetigo/CanInfect</w:t>
+            </w:r>
+          </w:p>
+        </w:tc>
+        <w:tc>
+          <w:tcPr>
+            <w:tcW w:w="1250" w:type="dxa"/>
+          </w:tcPr>
+          <w:p>
+            <w:r>
+              <w:t xml:space="preserve">Can infect (game simplification)</w:t>
+            </w:r>
+          </w:p>
+        </w:tc>
+        <w:tc>
+          <w:tcPr>
+            <w:tcW w:w="4360" w:type="dxa"/>
+          </w:tcPr>
+          <w:p>
+            <w:r>
+              <w:t xml:space="preserve">In the game, this disease can damage only: Heart, Kidneys.</w:t>
+            </w:r>
+          </w:p>
+        </w:tc>
+        <w:tc>
+          <w:tcPr>
+            <w:tcW w:w="2000" w:type="dxa"/>
+          </w:tcPr>
+          <w:p/>
+        </w:tc>
+      </w:tr>
     </w:tbl>
     <w:p>
       <w:pPr>
@@ -27175,6 +30758,48 @@
           <w:p/>
         </w:tc>
       </w:tr>
+      <w:tr>
+        <w:tc>
+          <w:tcPr>
+            <w:tcW w:w="1750" w:type="dxa"/>
+          </w:tcPr>
+          <w:p>
+            <w:r>
+              <w:rPr>
+                <w:rFonts w:ascii="Consolas" w:hAnsi="Consolas"/>
+                <w:sz w:val="16"/>
+              </w:rPr>
+              <w:t xml:space="preserve">DISEASE/Trachoma/CanInfect</w:t>
+            </w:r>
+          </w:p>
+        </w:tc>
+        <w:tc>
+          <w:tcPr>
+            <w:tcW w:w="1250" w:type="dxa"/>
+          </w:tcPr>
+          <w:p>
+            <w:r>
+              <w:t xml:space="preserve">Can infect (game simplification)</w:t>
+            </w:r>
+          </w:p>
+        </w:tc>
+        <w:tc>
+          <w:tcPr>
+            <w:tcW w:w="4360" w:type="dxa"/>
+          </w:tcPr>
+          <w:p>
+            <w:r>
+              <w:t xml:space="preserve">In the game, this disease can damage only: Brain.</w:t>
+            </w:r>
+          </w:p>
+        </w:tc>
+        <w:tc>
+          <w:tcPr>
+            <w:tcW w:w="2000" w:type="dxa"/>
+          </w:tcPr>
+          <w:p/>
+        </w:tc>
+      </w:tr>
     </w:tbl>
     <w:p>
       <w:pPr>
@@ -27475,6 +31100,48 @@
           <w:p/>
         </w:tc>
       </w:tr>
+      <w:tr>
+        <w:tc>
+          <w:tcPr>
+            <w:tcW w:w="1750" w:type="dxa"/>
+          </w:tcPr>
+          <w:p>
+            <w:r>
+              <w:rPr>
+                <w:rFonts w:ascii="Consolas" w:hAnsi="Consolas"/>
+                <w:sz w:val="16"/>
+              </w:rPr>
+              <w:t xml:space="preserve">DISEASE/Conjunctivitis/CanInfect</w:t>
+            </w:r>
+          </w:p>
+        </w:tc>
+        <w:tc>
+          <w:tcPr>
+            <w:tcW w:w="1250" w:type="dxa"/>
+          </w:tcPr>
+          <w:p>
+            <w:r>
+              <w:t xml:space="preserve">Can infect (game simplification)</w:t>
+            </w:r>
+          </w:p>
+        </w:tc>
+        <w:tc>
+          <w:tcPr>
+            <w:tcW w:w="4360" w:type="dxa"/>
+          </w:tcPr>
+          <w:p>
+            <w:r>
+              <w:t xml:space="preserve">In the game, this disease can damage only: Lungs.</w:t>
+            </w:r>
+          </w:p>
+        </w:tc>
+        <w:tc>
+          <w:tcPr>
+            <w:tcW w:w="2000" w:type="dxa"/>
+          </w:tcPr>
+          <w:p/>
+        </w:tc>
+      </w:tr>
     </w:tbl>
     <w:p>
       <w:pPr>
@@ -27775,6 +31442,48 @@
           <w:p/>
         </w:tc>
       </w:tr>
+      <w:tr>
+        <w:tc>
+          <w:tcPr>
+            <w:tcW w:w="1750" w:type="dxa"/>
+          </w:tcPr>
+          <w:p>
+            <w:r>
+              <w:rPr>
+                <w:rFonts w:ascii="Consolas" w:hAnsi="Consolas"/>
+                <w:sz w:val="16"/>
+              </w:rPr>
+              <w:t xml:space="preserve">DISEASE/Molluscum contagiosum/CanInfect</w:t>
+            </w:r>
+          </w:p>
+        </w:tc>
+        <w:tc>
+          <w:tcPr>
+            <w:tcW w:w="1250" w:type="dxa"/>
+          </w:tcPr>
+          <w:p>
+            <w:r>
+              <w:t xml:space="preserve">Can infect (game simplification)</w:t>
+            </w:r>
+          </w:p>
+        </w:tc>
+        <w:tc>
+          <w:tcPr>
+            <w:tcW w:w="4360" w:type="dxa"/>
+          </w:tcPr>
+          <w:p>
+            <w:r>
+              <w:t xml:space="preserve">In the game, this disease can damage only: Lungs.</w:t>
+            </w:r>
+          </w:p>
+        </w:tc>
+        <w:tc>
+          <w:tcPr>
+            <w:tcW w:w="2000" w:type="dxa"/>
+          </w:tcPr>
+          <w:p/>
+        </w:tc>
+      </w:tr>
     </w:tbl>
     <w:p>
       <w:pPr>
@@ -28075,6 +31784,48 @@
           <w:p/>
         </w:tc>
       </w:tr>
+      <w:tr>
+        <w:tc>
+          <w:tcPr>
+            <w:tcW w:w="1750" w:type="dxa"/>
+          </w:tcPr>
+          <w:p>
+            <w:r>
+              <w:rPr>
+                <w:rFonts w:ascii="Consolas" w:hAnsi="Consolas"/>
+                <w:sz w:val="16"/>
+              </w:rPr>
+              <w:t xml:space="preserve">DISEASE/Endocarditis/CanInfect</w:t>
+            </w:r>
+          </w:p>
+        </w:tc>
+        <w:tc>
+          <w:tcPr>
+            <w:tcW w:w="1250" w:type="dxa"/>
+          </w:tcPr>
+          <w:p>
+            <w:r>
+              <w:t xml:space="preserve">Can infect (game simplification)</w:t>
+            </w:r>
+          </w:p>
+        </w:tc>
+        <w:tc>
+          <w:tcPr>
+            <w:tcW w:w="4360" w:type="dxa"/>
+          </w:tcPr>
+          <w:p>
+            <w:r>
+              <w:t xml:space="preserve">In the game, this disease can damage only: Heart.</w:t>
+            </w:r>
+          </w:p>
+        </w:tc>
+        <w:tc>
+          <w:tcPr>
+            <w:tcW w:w="2000" w:type="dxa"/>
+          </w:tcPr>
+          <w:p/>
+        </w:tc>
+      </w:tr>
     </w:tbl>
     <w:p>
       <w:pPr>
@@ -28375,6 +32126,48 @@
           <w:p/>
         </w:tc>
       </w:tr>
+      <w:tr>
+        <w:tc>
+          <w:tcPr>
+            <w:tcW w:w="1750" w:type="dxa"/>
+          </w:tcPr>
+          <w:p>
+            <w:r>
+              <w:rPr>
+                <w:rFonts w:ascii="Consolas" w:hAnsi="Consolas"/>
+                <w:sz w:val="16"/>
+              </w:rPr>
+              <w:t xml:space="preserve">DISEASE/Gonorrhoea/CanInfect</w:t>
+            </w:r>
+          </w:p>
+        </w:tc>
+        <w:tc>
+          <w:tcPr>
+            <w:tcW w:w="1250" w:type="dxa"/>
+          </w:tcPr>
+          <w:p>
+            <w:r>
+              <w:t xml:space="preserve">Can infect (game simplification)</w:t>
+            </w:r>
+          </w:p>
+        </w:tc>
+        <w:tc>
+          <w:tcPr>
+            <w:tcW w:w="4360" w:type="dxa"/>
+          </w:tcPr>
+          <w:p>
+            <w:r>
+              <w:t xml:space="preserve">In the game, this disease can damage only: Kidneys, Heart.</w:t>
+            </w:r>
+          </w:p>
+        </w:tc>
+        <w:tc>
+          <w:tcPr>
+            <w:tcW w:w="2000" w:type="dxa"/>
+          </w:tcPr>
+          <w:p/>
+        </w:tc>
+      </w:tr>
     </w:tbl>
     <w:p>
       <w:pPr>
@@ -28675,6 +32468,48 @@
           <w:p/>
         </w:tc>
       </w:tr>
+      <w:tr>
+        <w:tc>
+          <w:tcPr>
+            <w:tcW w:w="1750" w:type="dxa"/>
+          </w:tcPr>
+          <w:p>
+            <w:r>
+              <w:rPr>
+                <w:rFonts w:ascii="Consolas" w:hAnsi="Consolas"/>
+                <w:sz w:val="16"/>
+              </w:rPr>
+              <w:t xml:space="preserve">DISEASE/Chlamydia/CanInfect</w:t>
+            </w:r>
+          </w:p>
+        </w:tc>
+        <w:tc>
+          <w:tcPr>
+            <w:tcW w:w="1250" w:type="dxa"/>
+          </w:tcPr>
+          <w:p>
+            <w:r>
+              <w:t xml:space="preserve">Can infect (game simplification)</w:t>
+            </w:r>
+          </w:p>
+        </w:tc>
+        <w:tc>
+          <w:tcPr>
+            <w:tcW w:w="4360" w:type="dxa"/>
+          </w:tcPr>
+          <w:p>
+            <w:r>
+              <w:t xml:space="preserve">In the game, this disease can damage only: Kidneys.</w:t>
+            </w:r>
+          </w:p>
+        </w:tc>
+        <w:tc>
+          <w:tcPr>
+            <w:tcW w:w="2000" w:type="dxa"/>
+          </w:tcPr>
+          <w:p/>
+        </w:tc>
+      </w:tr>
     </w:tbl>
     <w:p>
       <w:pPr>
@@ -28975,6 +32810,48 @@
           <w:p/>
         </w:tc>
       </w:tr>
+      <w:tr>
+        <w:tc>
+          <w:tcPr>
+            <w:tcW w:w="1750" w:type="dxa"/>
+          </w:tcPr>
+          <w:p>
+            <w:r>
+              <w:rPr>
+                <w:rFonts w:ascii="Consolas" w:hAnsi="Consolas"/>
+                <w:sz w:val="16"/>
+              </w:rPr>
+              <w:t xml:space="preserve">DISEASE/Genital herpes/CanInfect</w:t>
+            </w:r>
+          </w:p>
+        </w:tc>
+        <w:tc>
+          <w:tcPr>
+            <w:tcW w:w="1250" w:type="dxa"/>
+          </w:tcPr>
+          <w:p>
+            <w:r>
+              <w:t xml:space="preserve">Can infect (game simplification)</w:t>
+            </w:r>
+          </w:p>
+        </w:tc>
+        <w:tc>
+          <w:tcPr>
+            <w:tcW w:w="4360" w:type="dxa"/>
+          </w:tcPr>
+          <w:p>
+            <w:r>
+              <w:t xml:space="preserve">In the game, this disease can damage only: Brain.</w:t>
+            </w:r>
+          </w:p>
+        </w:tc>
+        <w:tc>
+          <w:tcPr>
+            <w:tcW w:w="2000" w:type="dxa"/>
+          </w:tcPr>
+          <w:p/>
+        </w:tc>
+      </w:tr>
     </w:tbl>
     <w:p>
       <w:pPr>
@@ -29275,6 +33152,48 @@
           <w:p/>
         </w:tc>
       </w:tr>
+      <w:tr>
+        <w:tc>
+          <w:tcPr>
+            <w:tcW w:w="1750" w:type="dxa"/>
+          </w:tcPr>
+          <w:p>
+            <w:r>
+              <w:rPr>
+                <w:rFonts w:ascii="Consolas" w:hAnsi="Consolas"/>
+                <w:sz w:val="16"/>
+              </w:rPr>
+              <w:t xml:space="preserve">DISEASE/Trichomoniasis/CanInfect</w:t>
+            </w:r>
+          </w:p>
+        </w:tc>
+        <w:tc>
+          <w:tcPr>
+            <w:tcW w:w="1250" w:type="dxa"/>
+          </w:tcPr>
+          <w:p>
+            <w:r>
+              <w:t xml:space="preserve">Can infect (game simplification)</w:t>
+            </w:r>
+          </w:p>
+        </w:tc>
+        <w:tc>
+          <w:tcPr>
+            <w:tcW w:w="4360" w:type="dxa"/>
+          </w:tcPr>
+          <w:p>
+            <w:r>
+              <w:t xml:space="preserve">In the game, this disease can damage only: Kidneys.</w:t>
+            </w:r>
+          </w:p>
+        </w:tc>
+        <w:tc>
+          <w:tcPr>
+            <w:tcW w:w="2000" w:type="dxa"/>
+          </w:tcPr>
+          <w:p/>
+        </w:tc>
+      </w:tr>
     </w:tbl>
     <w:p>
       <w:pPr>
@@ -29575,6 +33494,48 @@
           <w:p/>
         </w:tc>
       </w:tr>
+      <w:tr>
+        <w:tc>
+          <w:tcPr>
+            <w:tcW w:w="1750" w:type="dxa"/>
+          </w:tcPr>
+          <w:p>
+            <w:r>
+              <w:rPr>
+                <w:rFonts w:ascii="Consolas" w:hAnsi="Consolas"/>
+                <w:sz w:val="16"/>
+              </w:rPr>
+              <w:t xml:space="preserve">DISEASE/Hepatitis D/CanInfect</w:t>
+            </w:r>
+          </w:p>
+        </w:tc>
+        <w:tc>
+          <w:tcPr>
+            <w:tcW w:w="1250" w:type="dxa"/>
+          </w:tcPr>
+          <w:p>
+            <w:r>
+              <w:t xml:space="preserve">Can infect (game simplification)</w:t>
+            </w:r>
+          </w:p>
+        </w:tc>
+        <w:tc>
+          <w:tcPr>
+            <w:tcW w:w="4360" w:type="dxa"/>
+          </w:tcPr>
+          <w:p>
+            <w:r>
+              <w:t xml:space="preserve">In the game, this disease can damage only: Liver.</w:t>
+            </w:r>
+          </w:p>
+        </w:tc>
+        <w:tc>
+          <w:tcPr>
+            <w:tcW w:w="2000" w:type="dxa"/>
+          </w:tcPr>
+          <w:p/>
+        </w:tc>
+      </w:tr>
     </w:tbl>
     <w:p>
       <w:pPr>
@@ -29875,6 +33836,48 @@
           <w:p/>
         </w:tc>
       </w:tr>
+      <w:tr>
+        <w:tc>
+          <w:tcPr>
+            <w:tcW w:w="1750" w:type="dxa"/>
+          </w:tcPr>
+          <w:p>
+            <w:r>
+              <w:rPr>
+                <w:rFonts w:ascii="Consolas" w:hAnsi="Consolas"/>
+                <w:sz w:val="16"/>
+              </w:rPr>
+              <w:t xml:space="preserve">DISEASE/Transfusion malaria/CanInfect</w:t>
+            </w:r>
+          </w:p>
+        </w:tc>
+        <w:tc>
+          <w:tcPr>
+            <w:tcW w:w="1250" w:type="dxa"/>
+          </w:tcPr>
+          <w:p>
+            <w:r>
+              <w:t xml:space="preserve">Can infect (game simplification)</w:t>
+            </w:r>
+          </w:p>
+        </w:tc>
+        <w:tc>
+          <w:tcPr>
+            <w:tcW w:w="4360" w:type="dxa"/>
+          </w:tcPr>
+          <w:p>
+            <w:r>
+              <w:t xml:space="preserve">In the game, this disease can damage only: Liver.</w:t>
+            </w:r>
+          </w:p>
+        </w:tc>
+        <w:tc>
+          <w:tcPr>
+            <w:tcW w:w="2000" w:type="dxa"/>
+          </w:tcPr>
+          <w:p/>
+        </w:tc>
+      </w:tr>
     </w:tbl>
     <w:p>
       <w:pPr>
@@ -30175,6 +34178,48 @@
           <w:p/>
         </w:tc>
       </w:tr>
+      <w:tr>
+        <w:tc>
+          <w:tcPr>
+            <w:tcW w:w="1750" w:type="dxa"/>
+          </w:tcPr>
+          <w:p>
+            <w:r>
+              <w:rPr>
+                <w:rFonts w:ascii="Consolas" w:hAnsi="Consolas"/>
+                <w:sz w:val="16"/>
+              </w:rPr>
+              <w:t xml:space="preserve">DISEASE/Catheter sepsis/CanInfect</w:t>
+            </w:r>
+          </w:p>
+        </w:tc>
+        <w:tc>
+          <w:tcPr>
+            <w:tcW w:w="1250" w:type="dxa"/>
+          </w:tcPr>
+          <w:p>
+            <w:r>
+              <w:t xml:space="preserve">Can infect (game simplification)</w:t>
+            </w:r>
+          </w:p>
+        </w:tc>
+        <w:tc>
+          <w:tcPr>
+            <w:tcW w:w="4360" w:type="dxa"/>
+          </w:tcPr>
+          <w:p>
+            <w:r>
+              <w:t xml:space="preserve">In the game, this disease can damage any organ.</w:t>
+            </w:r>
+          </w:p>
+        </w:tc>
+        <w:tc>
+          <w:tcPr>
+            <w:tcW w:w="2000" w:type="dxa"/>
+          </w:tcPr>
+          <w:p/>
+        </w:tc>
+      </w:tr>
     </w:tbl>
     <w:p>
       <w:pPr>
@@ -30475,6 +34520,48 @@
           <w:p/>
         </w:tc>
       </w:tr>
+      <w:tr>
+        <w:tc>
+          <w:tcPr>
+            <w:tcW w:w="1750" w:type="dxa"/>
+          </w:tcPr>
+          <w:p>
+            <w:r>
+              <w:rPr>
+                <w:rFonts w:ascii="Consolas" w:hAnsi="Consolas"/>
+                <w:sz w:val="16"/>
+              </w:rPr>
+              <w:t xml:space="preserve">DISEASE/Cannula infection/CanInfect</w:t>
+            </w:r>
+          </w:p>
+        </w:tc>
+        <w:tc>
+          <w:tcPr>
+            <w:tcW w:w="1250" w:type="dxa"/>
+          </w:tcPr>
+          <w:p>
+            <w:r>
+              <w:t xml:space="preserve">Can infect (game simplification)</w:t>
+            </w:r>
+          </w:p>
+        </w:tc>
+        <w:tc>
+          <w:tcPr>
+            <w:tcW w:w="4360" w:type="dxa"/>
+          </w:tcPr>
+          <w:p>
+            <w:r>
+              <w:t xml:space="preserve">In the game, this disease can damage only: Heart, Bone Marrow.</w:t>
+            </w:r>
+          </w:p>
+        </w:tc>
+        <w:tc>
+          <w:tcPr>
+            <w:tcW w:w="2000" w:type="dxa"/>
+          </w:tcPr>
+          <w:p/>
+        </w:tc>
+      </w:tr>
     </w:tbl>
     <w:p>
       <w:pPr>
@@ -30775,6 +34862,48 @@
           <w:p/>
         </w:tc>
       </w:tr>
+      <w:tr>
+        <w:tc>
+          <w:tcPr>
+            <w:tcW w:w="1750" w:type="dxa"/>
+          </w:tcPr>
+          <w:p>
+            <w:r>
+              <w:rPr>
+                <w:rFonts w:ascii="Consolas" w:hAnsi="Consolas"/>
+                <w:sz w:val="16"/>
+              </w:rPr>
+              <w:t xml:space="preserve">DISEASE/Tetanus toxin/CanInfect</w:t>
+            </w:r>
+          </w:p>
+        </w:tc>
+        <w:tc>
+          <w:tcPr>
+            <w:tcW w:w="1250" w:type="dxa"/>
+          </w:tcPr>
+          <w:p>
+            <w:r>
+              <w:t xml:space="preserve">Can infect (game simplification)</w:t>
+            </w:r>
+          </w:p>
+        </w:tc>
+        <w:tc>
+          <w:tcPr>
+            <w:tcW w:w="4360" w:type="dxa"/>
+          </w:tcPr>
+          <w:p>
+            <w:r>
+              <w:t xml:space="preserve">In the game, this disease can damage only: Brain.</w:t>
+            </w:r>
+          </w:p>
+        </w:tc>
+        <w:tc>
+          <w:tcPr>
+            <w:tcW w:w="2000" w:type="dxa"/>
+          </w:tcPr>
+          <w:p/>
+        </w:tc>
+      </w:tr>
     </w:tbl>
     <w:p>
       <w:pPr>
@@ -31075,6 +35204,48 @@
           <w:p/>
         </w:tc>
       </w:tr>
+      <w:tr>
+        <w:tc>
+          <w:tcPr>
+            <w:tcW w:w="1750" w:type="dxa"/>
+          </w:tcPr>
+          <w:p>
+            <w:r>
+              <w:rPr>
+                <w:rFonts w:ascii="Consolas" w:hAnsi="Consolas"/>
+                <w:sz w:val="16"/>
+              </w:rPr>
+              <w:t xml:space="preserve">DISEASE/Cholera toxin/CanInfect</w:t>
+            </w:r>
+          </w:p>
+        </w:tc>
+        <w:tc>
+          <w:tcPr>
+            <w:tcW w:w="1250" w:type="dxa"/>
+          </w:tcPr>
+          <w:p>
+            <w:r>
+              <w:t xml:space="preserve">Can infect (game simplification)</w:t>
+            </w:r>
+          </w:p>
+        </w:tc>
+        <w:tc>
+          <w:tcPr>
+            <w:tcW w:w="4360" w:type="dxa"/>
+          </w:tcPr>
+          <w:p>
+            <w:r>
+              <w:t xml:space="preserve">In the game, this disease can damage only: Kidneys.</w:t>
+            </w:r>
+          </w:p>
+        </w:tc>
+        <w:tc>
+          <w:tcPr>
+            <w:tcW w:w="2000" w:type="dxa"/>
+          </w:tcPr>
+          <w:p/>
+        </w:tc>
+      </w:tr>
     </w:tbl>
     <w:p>
       <w:pPr>
@@ -31375,6 +35546,48 @@
           <w:p/>
         </w:tc>
       </w:tr>
+      <w:tr>
+        <w:tc>
+          <w:tcPr>
+            <w:tcW w:w="1750" w:type="dxa"/>
+          </w:tcPr>
+          <w:p>
+            <w:r>
+              <w:rPr>
+                <w:rFonts w:ascii="Consolas" w:hAnsi="Consolas"/>
+                <w:sz w:val="16"/>
+              </w:rPr>
+              <w:t xml:space="preserve">DISEASE/Clostridial toxin/CanInfect</w:t>
+            </w:r>
+          </w:p>
+        </w:tc>
+        <w:tc>
+          <w:tcPr>
+            <w:tcW w:w="1250" w:type="dxa"/>
+          </w:tcPr>
+          <w:p>
+            <w:r>
+              <w:t xml:space="preserve">Can infect (game simplification)</w:t>
+            </w:r>
+          </w:p>
+        </w:tc>
+        <w:tc>
+          <w:tcPr>
+            <w:tcW w:w="4360" w:type="dxa"/>
+          </w:tcPr>
+          <w:p>
+            <w:r>
+              <w:t xml:space="preserve">In the game, this disease can damage only: Kidneys, Liver.</w:t>
+            </w:r>
+          </w:p>
+        </w:tc>
+        <w:tc>
+          <w:tcPr>
+            <w:tcW w:w="2000" w:type="dxa"/>
+          </w:tcPr>
+          <w:p/>
+        </w:tc>
+      </w:tr>
     </w:tbl>
     <w:p>
       <w:pPr>
@@ -31675,6 +35888,48 @@
           <w:p/>
         </w:tc>
       </w:tr>
+      <w:tr>
+        <w:tc>
+          <w:tcPr>
+            <w:tcW w:w="1750" w:type="dxa"/>
+          </w:tcPr>
+          <w:p>
+            <w:r>
+              <w:rPr>
+                <w:rFonts w:ascii="Consolas" w:hAnsi="Consolas"/>
+                <w:sz w:val="16"/>
+              </w:rPr>
+              <w:t xml:space="preserve">DISEASE/Diphtheria toxin/CanInfect</w:t>
+            </w:r>
+          </w:p>
+        </w:tc>
+        <w:tc>
+          <w:tcPr>
+            <w:tcW w:w="1250" w:type="dxa"/>
+          </w:tcPr>
+          <w:p>
+            <w:r>
+              <w:t xml:space="preserve">Can infect (game simplification)</w:t>
+            </w:r>
+          </w:p>
+        </w:tc>
+        <w:tc>
+          <w:tcPr>
+            <w:tcW w:w="4360" w:type="dxa"/>
+          </w:tcPr>
+          <w:p>
+            <w:r>
+              <w:t xml:space="preserve">In the game, this disease can damage only: Heart.</w:t>
+            </w:r>
+          </w:p>
+        </w:tc>
+        <w:tc>
+          <w:tcPr>
+            <w:tcW w:w="2000" w:type="dxa"/>
+          </w:tcPr>
+          <w:p/>
+        </w:tc>
+      </w:tr>
     </w:tbl>
     <w:p>
       <w:pPr>
@@ -31975,6 +36230,48 @@
           <w:p/>
         </w:tc>
       </w:tr>
+      <w:tr>
+        <w:tc>
+          <w:tcPr>
+            <w:tcW w:w="1750" w:type="dxa"/>
+          </w:tcPr>
+          <w:p>
+            <w:r>
+              <w:rPr>
+                <w:rFonts w:ascii="Consolas" w:hAnsi="Consolas"/>
+                <w:sz w:val="16"/>
+              </w:rPr>
+              <w:t xml:space="preserve">DISEASE/Shingles/CanInfect</w:t>
+            </w:r>
+          </w:p>
+        </w:tc>
+        <w:tc>
+          <w:tcPr>
+            <w:tcW w:w="1250" w:type="dxa"/>
+          </w:tcPr>
+          <w:p>
+            <w:r>
+              <w:t xml:space="preserve">Can infect (game simplification)</w:t>
+            </w:r>
+          </w:p>
+        </w:tc>
+        <w:tc>
+          <w:tcPr>
+            <w:tcW w:w="4360" w:type="dxa"/>
+          </w:tcPr>
+          <w:p>
+            <w:r>
+              <w:t xml:space="preserve">In the game, this disease can damage only: Brain.</w:t>
+            </w:r>
+          </w:p>
+        </w:tc>
+        <w:tc>
+          <w:tcPr>
+            <w:tcW w:w="2000" w:type="dxa"/>
+          </w:tcPr>
+          <w:p/>
+        </w:tc>
+      </w:tr>
     </w:tbl>
     <w:p>
       <w:pPr>
@@ -32275,6 +36572,48 @@
           <w:p/>
         </w:tc>
       </w:tr>
+      <w:tr>
+        <w:tc>
+          <w:tcPr>
+            <w:tcW w:w="1750" w:type="dxa"/>
+          </w:tcPr>
+          <w:p>
+            <w:r>
+              <w:rPr>
+                <w:rFonts w:ascii="Consolas" w:hAnsi="Consolas"/>
+                <w:sz w:val="16"/>
+              </w:rPr>
+              <w:t xml:space="preserve">DISEASE/Dengue (ADE)/CanInfect</w:t>
+            </w:r>
+          </w:p>
+        </w:tc>
+        <w:tc>
+          <w:tcPr>
+            <w:tcW w:w="1250" w:type="dxa"/>
+          </w:tcPr>
+          <w:p>
+            <w:r>
+              <w:t xml:space="preserve">Can infect (game simplification)</w:t>
+            </w:r>
+          </w:p>
+        </w:tc>
+        <w:tc>
+          <w:tcPr>
+            <w:tcW w:w="4360" w:type="dxa"/>
+          </w:tcPr>
+          <w:p>
+            <w:r>
+              <w:t xml:space="preserve">In the game, this disease can damage only: Liver, Bone Marrow.</w:t>
+            </w:r>
+          </w:p>
+        </w:tc>
+        <w:tc>
+          <w:tcPr>
+            <w:tcW w:w="2000" w:type="dxa"/>
+          </w:tcPr>
+          <w:p/>
+        </w:tc>
+      </w:tr>
     </w:tbl>
     <w:p>
       <w:pPr>
@@ -32575,6 +36914,48 @@
           <w:p/>
         </w:tc>
       </w:tr>
+      <w:tr>
+        <w:tc>
+          <w:tcPr>
+            <w:tcW w:w="1750" w:type="dxa"/>
+          </w:tcPr>
+          <w:p>
+            <w:r>
+              <w:rPr>
+                <w:rFonts w:ascii="Consolas" w:hAnsi="Consolas"/>
+                <w:sz w:val="16"/>
+              </w:rPr>
+              <w:t xml:space="preserve">DISEASE/Malaria (relapse)/CanInfect</w:t>
+            </w:r>
+          </w:p>
+        </w:tc>
+        <w:tc>
+          <w:tcPr>
+            <w:tcW w:w="1250" w:type="dxa"/>
+          </w:tcPr>
+          <w:p>
+            <w:r>
+              <w:t xml:space="preserve">Can infect (game simplification)</w:t>
+            </w:r>
+          </w:p>
+        </w:tc>
+        <w:tc>
+          <w:tcPr>
+            <w:tcW w:w="4360" w:type="dxa"/>
+          </w:tcPr>
+          <w:p>
+            <w:r>
+              <w:t xml:space="preserve">In the game, this disease can damage only: Liver.</w:t>
+            </w:r>
+          </w:p>
+        </w:tc>
+        <w:tc>
+          <w:tcPr>
+            <w:tcW w:w="2000" w:type="dxa"/>
+          </w:tcPr>
+          <w:p/>
+        </w:tc>
+      </w:tr>
     </w:tbl>
     <w:p>
       <w:pPr>
@@ -32875,6 +37256,48 @@
           <w:p/>
         </w:tc>
       </w:tr>
+      <w:tr>
+        <w:tc>
+          <w:tcPr>
+            <w:tcW w:w="1750" w:type="dxa"/>
+          </w:tcPr>
+          <w:p>
+            <w:r>
+              <w:rPr>
+                <w:rFonts w:ascii="Consolas" w:hAnsi="Consolas"/>
+                <w:sz w:val="16"/>
+              </w:rPr>
+              <w:t xml:space="preserve">DISEASE/Tuberculosis (reactivated)/CanInfect</w:t>
+            </w:r>
+          </w:p>
+        </w:tc>
+        <w:tc>
+          <w:tcPr>
+            <w:tcW w:w="1250" w:type="dxa"/>
+          </w:tcPr>
+          <w:p>
+            <w:r>
+              <w:t xml:space="preserve">Can infect (game simplification)</w:t>
+            </w:r>
+          </w:p>
+        </w:tc>
+        <w:tc>
+          <w:tcPr>
+            <w:tcW w:w="4360" w:type="dxa"/>
+          </w:tcPr>
+          <w:p>
+            <w:r>
+              <w:t xml:space="preserve">In the game, this disease can damage only: Lungs.</w:t>
+            </w:r>
+          </w:p>
+        </w:tc>
+        <w:tc>
+          <w:tcPr>
+            <w:tcW w:w="2000" w:type="dxa"/>
+          </w:tcPr>
+          <w:p/>
+        </w:tc>
+      </w:tr>
     </w:tbl>
     <w:p>
       <w:pPr>
@@ -33165,6 +37588,48 @@
           <w:p>
             <w:r>
               <w:t xml:space="preserve">Antibiotics.</w:t>
+            </w:r>
+          </w:p>
+        </w:tc>
+        <w:tc>
+          <w:tcPr>
+            <w:tcW w:w="2000" w:type="dxa"/>
+          </w:tcPr>
+          <w:p/>
+        </w:tc>
+      </w:tr>
+      <w:tr>
+        <w:tc>
+          <w:tcPr>
+            <w:tcW w:w="1750" w:type="dxa"/>
+          </w:tcPr>
+          <w:p>
+            <w:r>
+              <w:rPr>
+                <w:rFonts w:ascii="Consolas" w:hAnsi="Consolas"/>
+                <w:sz w:val="16"/>
+              </w:rPr>
+              <w:t xml:space="preserve">DISEASE/Pneumococcal pneumonia/CanInfect</w:t>
+            </w:r>
+          </w:p>
+        </w:tc>
+        <w:tc>
+          <w:tcPr>
+            <w:tcW w:w="1250" w:type="dxa"/>
+          </w:tcPr>
+          <w:p>
+            <w:r>
+              <w:t xml:space="preserve">Can infect (game simplification)</w:t>
+            </w:r>
+          </w:p>
+        </w:tc>
+        <w:tc>
+          <w:tcPr>
+            <w:tcW w:w="4360" w:type="dxa"/>
+          </w:tcPr>
+          <w:p>
+            <w:r>
+              <w:t xml:space="preserve">In the game, this disease can damage only: Lungs.</w:t>
             </w:r>
           </w:p>
         </w:tc>
